--- a/VII sem/OBiP/lab01/Протокол.docx
+++ b/VII sem/OBiP/lab01/Протокол.docx
@@ -1,6 +1,6 @@
 
 <file path=word/document.xml><?xml version="1.0" encoding="utf-8"?>
-<w:document xmlns:wpc="http://schemas.microsoft.com/office/word/2010/wordprocessingCanvas" xmlns:cx="http://schemas.microsoft.com/office/drawing/2014/chartex" xmlns:mc="http://schemas.openxmlformats.org/markup-compatibility/2006" xmlns:o="urn:schemas-microsoft-com:office:office" xmlns:r="http://schemas.openxmlformats.org/officeDocument/2006/relationships" xmlns:m="http://schemas.openxmlformats.org/officeDocument/2006/math" xmlns:v="urn:schemas-microsoft-com:vml" xmlns:wp14="http://schemas.microsoft.com/office/word/2010/wordprocessingDrawing" xmlns:wp="http://schemas.openxmlformats.org/drawingml/2006/wordprocessingDrawing" xmlns:w10="urn:schemas-microsoft-com:office:word" xmlns:w="http://schemas.openxmlformats.org/wordprocessingml/2006/main" xmlns:w14="http://schemas.microsoft.com/office/word/2010/wordml" xmlns:w15="http://schemas.microsoft.com/office/word/2012/wordml" xmlns:w16se="http://schemas.microsoft.com/office/word/2015/wordml/symex" xmlns:wpg="http://schemas.microsoft.com/office/word/2010/wordprocessingGroup" xmlns:wpi="http://schemas.microsoft.com/office/word/2010/wordprocessingInk" xmlns:wne="http://schemas.microsoft.com/office/word/2006/wordml" xmlns:wps="http://schemas.microsoft.com/office/word/2010/wordprocessingShape" mc:Ignorable="w14 w15 w16se wp14">
+<w:document xmlns:wpc="http://schemas.microsoft.com/office/word/2010/wordprocessingCanvas" xmlns:cx="http://schemas.microsoft.com/office/drawing/2014/chartex" xmlns:cx1="http://schemas.microsoft.com/office/drawing/2015/9/8/chartex" xmlns:cx2="http://schemas.microsoft.com/office/drawing/2015/10/21/chartex" xmlns:cx3="http://schemas.microsoft.com/office/drawing/2016/5/9/chartex" xmlns:cx4="http://schemas.microsoft.com/office/drawing/2016/5/10/chartex" xmlns:cx5="http://schemas.microsoft.com/office/drawing/2016/5/11/chartex" xmlns:cx6="http://schemas.microsoft.com/office/drawing/2016/5/12/chartex" xmlns:cx7="http://schemas.microsoft.com/office/drawing/2016/5/13/chartex" xmlns:cx8="http://schemas.microsoft.com/office/drawing/2016/5/14/chartex" xmlns:mc="http://schemas.openxmlformats.org/markup-compatibility/2006" xmlns:aink="http://schemas.microsoft.com/office/drawing/2016/ink" xmlns:am3d="http://schemas.microsoft.com/office/drawing/2017/model3d" xmlns:o="urn:schemas-microsoft-com:office:office" xmlns:oel="http://schemas.microsoft.com/office/2019/extlst" xmlns:r="http://schemas.openxmlformats.org/officeDocument/2006/relationships" xmlns:m="http://schemas.openxmlformats.org/officeDocument/2006/math" xmlns:v="urn:schemas-microsoft-com:vml" xmlns:wp14="http://schemas.microsoft.com/office/word/2010/wordprocessingDrawing" xmlns:wp="http://schemas.openxmlformats.org/drawingml/2006/wordprocessingDrawing" xmlns:w10="urn:schemas-microsoft-com:office:word" xmlns:w="http://schemas.openxmlformats.org/wordprocessingml/2006/main" xmlns:w14="http://schemas.microsoft.com/office/word/2010/wordml" xmlns:w15="http://schemas.microsoft.com/office/word/2012/wordml" xmlns:w16cex="http://schemas.microsoft.com/office/word/2018/wordml/cex" xmlns:w16cid="http://schemas.microsoft.com/office/word/2016/wordml/cid" xmlns:w16="http://schemas.microsoft.com/office/word/2018/wordml" xmlns:w16sdtdh="http://schemas.microsoft.com/office/word/2020/wordml/sdtdatahash" xmlns:w16se="http://schemas.microsoft.com/office/word/2015/wordml/symex" xmlns:wpg="http://schemas.microsoft.com/office/word/2010/wordprocessingGroup" xmlns:wpi="http://schemas.microsoft.com/office/word/2010/wordprocessingInk" xmlns:wne="http://schemas.microsoft.com/office/word/2006/wordml" xmlns:wps="http://schemas.microsoft.com/office/word/2010/wordprocessingShape" mc:Ignorable="w14 w15 w16se w16cid w16 w16cex w16sdtdh wp14">
   <w:body>
     <w:p>
       <w:pPr>
@@ -25,7 +25,7 @@
           <w:szCs w:val="24"/>
           <w:lang w:eastAsia="ru-RU"/>
         </w:rPr>
-        <w:t>ПРОТОКОЛ N ____</w:t>
+        <w:t>ПРОТОКОЛ № 1</w:t>
       </w:r>
     </w:p>
     <w:p>
@@ -100,167 +100,215 @@
           <w:szCs w:val="24"/>
           <w:lang w:eastAsia="ru-RU"/>
         </w:rPr>
-        <w:t>«________________»</w:t>
-      </w:r>
-    </w:p>
-    <w:p>
-      <w:pPr>
-        <w:shd w:val="clear" w:color="auto" w:fill="FFFFFF"/>
-        <w:spacing w:after="0" w:line="240" w:lineRule="auto"/>
-        <w:rPr>
-          <w:rFonts w:ascii="Times New Roman" w:eastAsia="Times New Roman" w:hAnsi="Times New Roman" w:cs="Times New Roman"/>
-          <w:color w:val="1A1A1A"/>
-          <w:sz w:val="24"/>
-          <w:szCs w:val="24"/>
-          <w:lang w:eastAsia="ru-RU"/>
-        </w:rPr>
-      </w:pPr>
-      <w:r>
-        <w:rPr>
-          <w:rFonts w:ascii="Times New Roman" w:eastAsia="Times New Roman" w:hAnsi="Times New Roman" w:cs="Times New Roman"/>
-          <w:color w:val="1A1A1A"/>
-          <w:sz w:val="24"/>
-          <w:szCs w:val="24"/>
-          <w:lang w:eastAsia="ru-RU"/>
-        </w:rPr>
-        <w:t>г. __________ «__</w:t>
-      </w:r>
-      <w:proofErr w:type="gramStart"/>
-      <w:r>
-        <w:rPr>
-          <w:rFonts w:ascii="Times New Roman" w:eastAsia="Times New Roman" w:hAnsi="Times New Roman" w:cs="Times New Roman"/>
-          <w:color w:val="1A1A1A"/>
-          <w:sz w:val="24"/>
-          <w:szCs w:val="24"/>
-          <w:lang w:eastAsia="ru-RU"/>
-        </w:rPr>
-        <w:t>_»_</w:t>
-      </w:r>
-      <w:proofErr w:type="gramEnd"/>
-      <w:r>
-        <w:rPr>
-          <w:rFonts w:ascii="Times New Roman" w:eastAsia="Times New Roman" w:hAnsi="Times New Roman" w:cs="Times New Roman"/>
-          <w:color w:val="1A1A1A"/>
-          <w:sz w:val="24"/>
-          <w:szCs w:val="24"/>
-          <w:lang w:eastAsia="ru-RU"/>
-        </w:rPr>
-        <w:t>_______ ____ г.</w:t>
-      </w:r>
-    </w:p>
-    <w:p>
-      <w:pPr>
-        <w:shd w:val="clear" w:color="auto" w:fill="FFFFFF"/>
-        <w:spacing w:after="0" w:line="240" w:lineRule="auto"/>
-        <w:rPr>
-          <w:rFonts w:ascii="Times New Roman" w:eastAsia="Times New Roman" w:hAnsi="Times New Roman" w:cs="Times New Roman"/>
-          <w:color w:val="1A1A1A"/>
-          <w:sz w:val="24"/>
-          <w:szCs w:val="24"/>
-          <w:lang w:eastAsia="ru-RU"/>
-        </w:rPr>
-      </w:pPr>
-      <w:r>
-        <w:rPr>
-          <w:rFonts w:ascii="Times New Roman" w:eastAsia="Times New Roman" w:hAnsi="Times New Roman" w:cs="Times New Roman"/>
-          <w:color w:val="1A1A1A"/>
-          <w:sz w:val="24"/>
-          <w:szCs w:val="24"/>
-          <w:lang w:eastAsia="ru-RU"/>
-        </w:rPr>
-        <w:t>Место проведения собрания: ________________.</w:t>
-      </w:r>
-    </w:p>
-    <w:p>
-      <w:pPr>
-        <w:shd w:val="clear" w:color="auto" w:fill="FFFFFF"/>
-        <w:spacing w:after="0" w:line="240" w:lineRule="auto"/>
-        <w:rPr>
-          <w:rFonts w:ascii="Times New Roman" w:eastAsia="Times New Roman" w:hAnsi="Times New Roman" w:cs="Times New Roman"/>
-          <w:color w:val="1A1A1A"/>
-          <w:sz w:val="24"/>
-          <w:szCs w:val="24"/>
-          <w:lang w:eastAsia="ru-RU"/>
-        </w:rPr>
-      </w:pPr>
-      <w:r>
-        <w:rPr>
-          <w:rFonts w:ascii="Times New Roman" w:eastAsia="Times New Roman" w:hAnsi="Times New Roman" w:cs="Times New Roman"/>
-          <w:color w:val="1A1A1A"/>
-          <w:sz w:val="24"/>
-          <w:szCs w:val="24"/>
-          <w:lang w:eastAsia="ru-RU"/>
-        </w:rPr>
-        <w:t>Время начала регистрации участников собрания: _______________________________.</w:t>
-      </w:r>
-    </w:p>
-    <w:p>
-      <w:pPr>
-        <w:shd w:val="clear" w:color="auto" w:fill="FFFFFF"/>
-        <w:spacing w:after="0" w:line="240" w:lineRule="auto"/>
-        <w:rPr>
-          <w:rFonts w:ascii="Times New Roman" w:eastAsia="Times New Roman" w:hAnsi="Times New Roman" w:cs="Times New Roman"/>
-          <w:color w:val="1A1A1A"/>
-          <w:sz w:val="24"/>
-          <w:szCs w:val="24"/>
-          <w:lang w:eastAsia="ru-RU"/>
-        </w:rPr>
-      </w:pPr>
-      <w:r>
-        <w:rPr>
-          <w:rFonts w:ascii="Times New Roman" w:eastAsia="Times New Roman" w:hAnsi="Times New Roman" w:cs="Times New Roman"/>
-          <w:color w:val="1A1A1A"/>
-          <w:sz w:val="24"/>
-          <w:szCs w:val="24"/>
-          <w:lang w:eastAsia="ru-RU"/>
-        </w:rPr>
-        <w:t>Время окончания регистрации участников собрания: ___________________________.</w:t>
-      </w:r>
-    </w:p>
-    <w:p>
-      <w:pPr>
-        <w:shd w:val="clear" w:color="auto" w:fill="FFFFFF"/>
-        <w:spacing w:after="0" w:line="240" w:lineRule="auto"/>
-        <w:rPr>
-          <w:rFonts w:ascii="Times New Roman" w:eastAsia="Times New Roman" w:hAnsi="Times New Roman" w:cs="Times New Roman"/>
-          <w:color w:val="1A1A1A"/>
-          <w:sz w:val="24"/>
-          <w:szCs w:val="24"/>
-          <w:lang w:eastAsia="ru-RU"/>
-        </w:rPr>
-      </w:pPr>
-      <w:r>
-        <w:rPr>
-          <w:rFonts w:ascii="Times New Roman" w:eastAsia="Times New Roman" w:hAnsi="Times New Roman" w:cs="Times New Roman"/>
-          <w:color w:val="1A1A1A"/>
-          <w:sz w:val="24"/>
-          <w:szCs w:val="24"/>
-          <w:lang w:eastAsia="ru-RU"/>
-        </w:rPr>
-        <w:t>Время начала собрания: ____________________.</w:t>
-      </w:r>
-    </w:p>
-    <w:p>
-      <w:pPr>
-        <w:shd w:val="clear" w:color="auto" w:fill="FFFFFF"/>
-        <w:spacing w:after="0" w:line="240" w:lineRule="auto"/>
-        <w:rPr>
-          <w:rFonts w:ascii="Times New Roman" w:eastAsia="Times New Roman" w:hAnsi="Times New Roman" w:cs="Times New Roman"/>
-          <w:color w:val="1A1A1A"/>
-          <w:sz w:val="24"/>
-          <w:szCs w:val="24"/>
-          <w:lang w:eastAsia="ru-RU"/>
-        </w:rPr>
-      </w:pPr>
-      <w:r>
-        <w:rPr>
-          <w:rFonts w:ascii="Times New Roman" w:eastAsia="Times New Roman" w:hAnsi="Times New Roman" w:cs="Times New Roman"/>
-          <w:color w:val="1A1A1A"/>
-          <w:sz w:val="24"/>
-          <w:szCs w:val="24"/>
-          <w:lang w:eastAsia="ru-RU"/>
-        </w:rPr>
-        <w:t>Время окончания собрания: _________________.</w:t>
+        <w:t>«Хеззи»</w:t>
+      </w:r>
+    </w:p>
+    <w:p>
+      <w:pPr>
+        <w:shd w:val="clear" w:color="auto" w:fill="FFFFFF"/>
+        <w:spacing w:after="0" w:line="240" w:lineRule="auto"/>
+        <w:rPr>
+          <w:rFonts w:ascii="Times New Roman" w:eastAsia="Times New Roman" w:hAnsi="Times New Roman" w:cs="Times New Roman"/>
+          <w:color w:val="1A1A1A"/>
+          <w:sz w:val="24"/>
+          <w:szCs w:val="24"/>
+          <w:lang w:eastAsia="ru-RU"/>
+        </w:rPr>
+      </w:pPr>
+      <w:r>
+        <w:rPr>
+          <w:rFonts w:ascii="Times New Roman" w:eastAsia="Times New Roman" w:hAnsi="Times New Roman" w:cs="Times New Roman"/>
+          <w:color w:val="1A1A1A"/>
+          <w:sz w:val="24"/>
+          <w:szCs w:val="24"/>
+          <w:lang w:eastAsia="ru-RU"/>
+        </w:rPr>
+        <w:t>г. Минск «18» октября 2026 г.</w:t>
+      </w:r>
+    </w:p>
+    <w:p>
+      <w:pPr>
+        <w:shd w:val="clear" w:color="auto" w:fill="FFFFFF"/>
+        <w:spacing w:after="0" w:line="240" w:lineRule="auto"/>
+        <w:rPr>
+          <w:rFonts w:ascii="Times New Roman" w:eastAsia="Times New Roman" w:hAnsi="Times New Roman" w:cs="Times New Roman"/>
+          <w:color w:val="1A1A1A"/>
+          <w:sz w:val="24"/>
+          <w:szCs w:val="24"/>
+          <w:lang w:eastAsia="ru-RU"/>
+        </w:rPr>
+      </w:pPr>
+      <w:r>
+        <w:rPr>
+          <w:rFonts w:ascii="Times New Roman" w:eastAsia="Times New Roman" w:hAnsi="Times New Roman" w:cs="Times New Roman"/>
+          <w:color w:val="1A1A1A"/>
+          <w:sz w:val="24"/>
+          <w:szCs w:val="24"/>
+          <w:lang w:eastAsia="ru-RU"/>
+        </w:rPr>
+        <w:t xml:space="preserve">Место проведения собрания: </w:t>
+      </w:r>
+      <w:r>
+        <w:rPr>
+          <w:rFonts w:ascii="Times New Roman" w:eastAsia="Times New Roman" w:hAnsi="Times New Roman" w:cs="Times New Roman"/>
+          <w:color w:val="1A1A1A"/>
+          <w:sz w:val="24"/>
+          <w:szCs w:val="24"/>
+          <w:lang w:eastAsia="ru-RU"/>
+        </w:rPr>
+        <w:t>г. Минск, ул. Кульман, д. 11, офис 305 (учебный адрес)</w:t>
+      </w:r>
+    </w:p>
+    <w:p>
+      <w:pPr>
+        <w:shd w:val="clear" w:color="auto" w:fill="FFFFFF"/>
+        <w:spacing w:after="0" w:line="240" w:lineRule="auto"/>
+        <w:rPr>
+          <w:rFonts w:ascii="Times New Roman" w:eastAsia="Times New Roman" w:hAnsi="Times New Roman" w:cs="Times New Roman"/>
+          <w:color w:val="1A1A1A"/>
+          <w:sz w:val="24"/>
+          <w:szCs w:val="24"/>
+          <w:lang w:eastAsia="ru-RU"/>
+        </w:rPr>
+      </w:pPr>
+      <w:r>
+        <w:rPr>
+          <w:rFonts w:ascii="Times New Roman" w:eastAsia="Times New Roman" w:hAnsi="Times New Roman" w:cs="Times New Roman"/>
+          <w:color w:val="1A1A1A"/>
+          <w:sz w:val="24"/>
+          <w:szCs w:val="24"/>
+          <w:lang w:eastAsia="ru-RU"/>
+        </w:rPr>
+        <w:t>Время начала регистрации участников собрания</w:t>
+      </w:r>
+      <w:r>
+        <w:rPr>
+          <w:rFonts w:ascii="Times New Roman" w:eastAsia="Times New Roman" w:hAnsi="Times New Roman" w:cs="Times New Roman"/>
+          <w:color w:val="1A1A1A"/>
+          <w:sz w:val="24"/>
+          <w:szCs w:val="24"/>
+          <w:lang w:eastAsia="ru-RU"/>
+        </w:rPr>
+        <w:t xml:space="preserve">: </w:t>
+      </w:r>
+      <w:r>
+        <w:rPr>
+          <w:rFonts w:ascii="Times New Roman" w:eastAsia="Times New Roman" w:hAnsi="Times New Roman" w:cs="Times New Roman"/>
+          <w:color w:val="1A1A1A"/>
+          <w:sz w:val="24"/>
+          <w:szCs w:val="24"/>
+          <w:lang w:eastAsia="ru-RU"/>
+        </w:rPr>
+        <w:t>10:00</w:t>
+      </w:r>
+    </w:p>
+    <w:p>
+      <w:pPr>
+        <w:shd w:val="clear" w:color="auto" w:fill="FFFFFF"/>
+        <w:spacing w:after="0" w:line="240" w:lineRule="auto"/>
+        <w:rPr>
+          <w:rFonts w:ascii="Times New Roman" w:eastAsia="Times New Roman" w:hAnsi="Times New Roman" w:cs="Times New Roman"/>
+          <w:color w:val="1A1A1A"/>
+          <w:sz w:val="24"/>
+          <w:szCs w:val="24"/>
+          <w:lang w:eastAsia="ru-RU"/>
+        </w:rPr>
+      </w:pPr>
+      <w:r>
+        <w:rPr>
+          <w:rFonts w:ascii="Times New Roman" w:eastAsia="Times New Roman" w:hAnsi="Times New Roman" w:cs="Times New Roman"/>
+          <w:color w:val="1A1A1A"/>
+          <w:sz w:val="24"/>
+          <w:szCs w:val="24"/>
+          <w:lang w:eastAsia="ru-RU"/>
+        </w:rPr>
+        <w:t>Время окончания регистрации участников собрания:</w:t>
+      </w:r>
+      <w:r>
+        <w:rPr>
+          <w:rFonts w:ascii="Times New Roman" w:eastAsia="Times New Roman" w:hAnsi="Times New Roman" w:cs="Times New Roman"/>
+          <w:color w:val="1A1A1A"/>
+          <w:sz w:val="24"/>
+          <w:szCs w:val="24"/>
+          <w:lang w:eastAsia="ru-RU"/>
+        </w:rPr>
+        <w:t xml:space="preserve"> </w:t>
+      </w:r>
+      <w:r>
+        <w:rPr>
+          <w:rFonts w:ascii="Times New Roman" w:eastAsia="Times New Roman" w:hAnsi="Times New Roman" w:cs="Times New Roman"/>
+          <w:color w:val="1A1A1A"/>
+          <w:sz w:val="24"/>
+          <w:szCs w:val="24"/>
+          <w:lang w:eastAsia="ru-RU"/>
+        </w:rPr>
+        <w:t>10:05</w:t>
+      </w:r>
+    </w:p>
+    <w:p>
+      <w:pPr>
+        <w:shd w:val="clear" w:color="auto" w:fill="FFFFFF"/>
+        <w:spacing w:after="0" w:line="240" w:lineRule="auto"/>
+        <w:rPr>
+          <w:rFonts w:ascii="Times New Roman" w:eastAsia="Times New Roman" w:hAnsi="Times New Roman" w:cs="Times New Roman"/>
+          <w:color w:val="1A1A1A"/>
+          <w:sz w:val="24"/>
+          <w:szCs w:val="24"/>
+          <w:lang w:eastAsia="ru-RU"/>
+        </w:rPr>
+      </w:pPr>
+      <w:r>
+        <w:rPr>
+          <w:rFonts w:ascii="Times New Roman" w:eastAsia="Times New Roman" w:hAnsi="Times New Roman" w:cs="Times New Roman"/>
+          <w:color w:val="1A1A1A"/>
+          <w:sz w:val="24"/>
+          <w:szCs w:val="24"/>
+          <w:lang w:eastAsia="ru-RU"/>
+        </w:rPr>
+        <w:t xml:space="preserve">Время начала собрания: </w:t>
+      </w:r>
+      <w:r>
+        <w:rPr>
+          <w:rFonts w:ascii="Times New Roman" w:eastAsia="Times New Roman" w:hAnsi="Times New Roman" w:cs="Times New Roman"/>
+          <w:color w:val="1A1A1A"/>
+          <w:sz w:val="24"/>
+          <w:szCs w:val="24"/>
+          <w:lang w:eastAsia="ru-RU"/>
+        </w:rPr>
+        <w:t>10:10</w:t>
+      </w:r>
+    </w:p>
+    <w:p>
+      <w:pPr>
+        <w:shd w:val="clear" w:color="auto" w:fill="FFFFFF"/>
+        <w:spacing w:after="0" w:line="240" w:lineRule="auto"/>
+        <w:rPr>
+          <w:rFonts w:ascii="Times New Roman" w:eastAsia="Times New Roman" w:hAnsi="Times New Roman" w:cs="Times New Roman"/>
+          <w:color w:val="1A1A1A"/>
+          <w:sz w:val="24"/>
+          <w:szCs w:val="24"/>
+          <w:lang w:eastAsia="ru-RU"/>
+        </w:rPr>
+      </w:pPr>
+      <w:r>
+        <w:rPr>
+          <w:rFonts w:ascii="Times New Roman" w:eastAsia="Times New Roman" w:hAnsi="Times New Roman" w:cs="Times New Roman"/>
+          <w:color w:val="1A1A1A"/>
+          <w:sz w:val="24"/>
+          <w:szCs w:val="24"/>
+          <w:lang w:eastAsia="ru-RU"/>
+        </w:rPr>
+        <w:t xml:space="preserve">Время окончания собрания: </w:t>
+      </w:r>
+      <w:r>
+        <w:rPr>
+          <w:rFonts w:ascii="Times New Roman" w:eastAsia="Times New Roman" w:hAnsi="Times New Roman" w:cs="Times New Roman"/>
+          <w:color w:val="1A1A1A"/>
+          <w:sz w:val="24"/>
+          <w:szCs w:val="24"/>
+          <w:lang w:eastAsia="ru-RU"/>
+        </w:rPr>
+        <w:t>10:40</w:t>
       </w:r>
     </w:p>
     <w:p>
@@ -306,7 +354,27 @@
           <w:szCs w:val="24"/>
           <w:lang w:eastAsia="ru-RU"/>
         </w:rPr>
-        <w:t>1 ___________________________________________________________________.</w:t>
+        <w:t xml:space="preserve">1 </w:t>
+      </w:r>
+      <w:r>
+        <w:rPr>
+          <w:rFonts w:ascii="Times New Roman" w:eastAsia="Times New Roman" w:hAnsi="Times New Roman" w:cs="Times New Roman"/>
+          <w:color w:val="1A1A1A"/>
+          <w:sz w:val="24"/>
+          <w:szCs w:val="24"/>
+          <w:lang w:eastAsia="ru-RU"/>
+        </w:rPr>
+        <w:t>Иванов Иван Иванович, гражданин Республики Беларусь</w:t>
+      </w:r>
+      <w:r>
+        <w:rPr>
+          <w:rFonts w:ascii="Times New Roman" w:eastAsia="Times New Roman" w:hAnsi="Times New Roman" w:cs="Times New Roman"/>
+          <w:color w:val="1A1A1A"/>
+          <w:sz w:val="24"/>
+          <w:szCs w:val="24"/>
+          <w:lang w:eastAsia="ru-RU"/>
+        </w:rPr>
+        <w:t>.</w:t>
       </w:r>
     </w:p>
     <w:p>
@@ -352,74 +420,50 @@
           <w:szCs w:val="24"/>
           <w:lang w:eastAsia="ru-RU"/>
         </w:rPr>
-        <w:t>2 ____</w:t>
-      </w:r>
-      <w:proofErr w:type="gramStart"/>
-      <w:r>
-        <w:rPr>
-          <w:rFonts w:ascii="Times New Roman" w:eastAsia="Times New Roman" w:hAnsi="Times New Roman" w:cs="Times New Roman"/>
-          <w:color w:val="1A1A1A"/>
-          <w:sz w:val="24"/>
-          <w:szCs w:val="24"/>
-          <w:lang w:eastAsia="ru-RU"/>
-        </w:rPr>
-        <w:t>_»_</w:t>
-      </w:r>
-      <w:proofErr w:type="gramEnd"/>
-      <w:r>
-        <w:rPr>
-          <w:rFonts w:ascii="Times New Roman" w:eastAsia="Times New Roman" w:hAnsi="Times New Roman" w:cs="Times New Roman"/>
-          <w:color w:val="1A1A1A"/>
-          <w:sz w:val="24"/>
-          <w:szCs w:val="24"/>
-          <w:lang w:eastAsia="ru-RU"/>
-        </w:rPr>
-        <w:t xml:space="preserve">_______________________» в лице _________________________, </w:t>
-      </w:r>
-      <w:proofErr w:type="spellStart"/>
-      <w:r>
-        <w:rPr>
-          <w:rFonts w:ascii="Times New Roman" w:eastAsia="Times New Roman" w:hAnsi="Times New Roman" w:cs="Times New Roman"/>
-          <w:color w:val="1A1A1A"/>
-          <w:sz w:val="24"/>
-          <w:szCs w:val="24"/>
-          <w:lang w:eastAsia="ru-RU"/>
-        </w:rPr>
-        <w:t>действующ</w:t>
-      </w:r>
-      <w:proofErr w:type="spellEnd"/>
-      <w:r>
-        <w:rPr>
-          <w:rFonts w:ascii="Times New Roman" w:eastAsia="Times New Roman" w:hAnsi="Times New Roman" w:cs="Times New Roman"/>
-          <w:color w:val="1A1A1A"/>
-          <w:sz w:val="24"/>
-          <w:szCs w:val="24"/>
-          <w:lang w:eastAsia="ru-RU"/>
-        </w:rPr>
-        <w:t>___ на основании</w:t>
-      </w:r>
-    </w:p>
-    <w:p>
-      <w:pPr>
-        <w:shd w:val="clear" w:color="auto" w:fill="FFFFFF"/>
-        <w:spacing w:after="0" w:line="240" w:lineRule="auto"/>
-        <w:rPr>
-          <w:rFonts w:ascii="Times New Roman" w:eastAsia="Times New Roman" w:hAnsi="Times New Roman" w:cs="Times New Roman"/>
-          <w:color w:val="1A1A1A"/>
-          <w:sz w:val="24"/>
-          <w:szCs w:val="24"/>
-          <w:lang w:eastAsia="ru-RU"/>
-        </w:rPr>
-      </w:pPr>
-      <w:r>
-        <w:rPr>
-          <w:rFonts w:ascii="Times New Roman" w:eastAsia="Times New Roman" w:hAnsi="Times New Roman" w:cs="Times New Roman"/>
-          <w:color w:val="1A1A1A"/>
-          <w:sz w:val="24"/>
-          <w:szCs w:val="24"/>
-          <w:lang w:eastAsia="ru-RU"/>
-        </w:rPr>
-        <w:t>_____________________.</w:t>
+        <w:t xml:space="preserve">2 </w:t>
+      </w:r>
+      <w:r>
+        <w:rPr>
+          <w:rFonts w:ascii="Times New Roman" w:eastAsia="Times New Roman" w:hAnsi="Times New Roman" w:cs="Times New Roman"/>
+          <w:color w:val="1A1A1A"/>
+          <w:sz w:val="24"/>
+          <w:szCs w:val="24"/>
+          <w:lang w:eastAsia="ru-RU"/>
+        </w:rPr>
+        <w:t>Петров Пётр Петрович, гражданин Республики Беларусь</w:t>
+      </w:r>
+      <w:r>
+        <w:rPr>
+          <w:rFonts w:ascii="Times New Roman" w:eastAsia="Times New Roman" w:hAnsi="Times New Roman" w:cs="Times New Roman"/>
+          <w:color w:val="1A1A1A"/>
+          <w:sz w:val="24"/>
+          <w:szCs w:val="24"/>
+          <w:lang w:eastAsia="ru-RU"/>
+        </w:rPr>
+        <w:t>.</w:t>
+      </w:r>
+    </w:p>
+    <w:p>
+      <w:pPr>
+        <w:shd w:val="clear" w:color="auto" w:fill="FFFFFF"/>
+        <w:spacing w:after="0" w:line="240" w:lineRule="auto"/>
+        <w:rPr>
+          <w:rFonts w:ascii="Times New Roman" w:eastAsia="Times New Roman" w:hAnsi="Times New Roman" w:cs="Times New Roman"/>
+          <w:color w:val="1A1A1A"/>
+          <w:sz w:val="24"/>
+          <w:szCs w:val="24"/>
+          <w:lang w:eastAsia="ru-RU"/>
+        </w:rPr>
+      </w:pPr>
+      <w:r>
+        <w:rPr>
+          <w:rFonts w:ascii="Times New Roman" w:eastAsia="Times New Roman" w:hAnsi="Times New Roman" w:cs="Times New Roman"/>
+          <w:color w:val="1A1A1A"/>
+          <w:sz w:val="24"/>
+          <w:szCs w:val="24"/>
+          <w:lang w:eastAsia="ru-RU"/>
+        </w:rPr>
+        <w:t>лично, на основании документа, удостоверяющего личность.</w:t>
       </w:r>
     </w:p>
     <w:p>
@@ -488,7 +532,7 @@
           <w:szCs w:val="24"/>
           <w:lang w:eastAsia="ru-RU"/>
         </w:rPr>
-        <w:t>2 Учреждение Общества с ограниченной ответственностью «_____________» (далее — Общество).</w:t>
+        <w:t>2 Учреждение Общества с ограниченной ответственностью «Хеззи» (далее — Общество).</w:t>
       </w:r>
     </w:p>
     <w:p>
@@ -557,7 +601,7 @@
           <w:szCs w:val="24"/>
           <w:lang w:eastAsia="ru-RU"/>
         </w:rPr>
-        <w:t>5 Избрание ______________________________________________________________________________________</w:t>
+        <w:t>5 Избрание директора Общества.</w:t>
       </w:r>
     </w:p>
     <w:p>
@@ -672,7 +716,7 @@
           <w:szCs w:val="24"/>
           <w:lang w:eastAsia="ru-RU"/>
         </w:rPr>
-        <w:t>собрания слушали ____________________________________________________________________________--___.</w:t>
+        <w:t>Иванов Иван Иванович.</w:t>
       </w:r>
     </w:p>
     <w:p>
@@ -741,7 +785,7 @@
           <w:szCs w:val="24"/>
           <w:lang w:eastAsia="ru-RU"/>
         </w:rPr>
-        <w:t>Избрать Председателем собрания ___________________________________________________________________,</w:t>
+        <w:t>Иванов Иван Иванович</w:t>
       </w:r>
     </w:p>
     <w:p>
@@ -787,7 +831,7 @@
           <w:szCs w:val="24"/>
           <w:lang w:eastAsia="ru-RU"/>
         </w:rPr>
-        <w:t>Секретарем собрания _____________________________________________________________________________.</w:t>
+        <w:t>Петров Пётр Петрович</w:t>
       </w:r>
     </w:p>
     <w:p>
@@ -856,30 +900,30 @@
           <w:szCs w:val="24"/>
           <w:lang w:eastAsia="ru-RU"/>
         </w:rPr>
-        <w:t>«за» — ____ голосов, «против» — ___ голосов, «воздержался» — ____ голосов.</w:t>
-      </w:r>
-    </w:p>
-    <w:p>
-      <w:pPr>
-        <w:shd w:val="clear" w:color="auto" w:fill="FFFFFF"/>
-        <w:spacing w:after="0" w:line="240" w:lineRule="auto"/>
-        <w:rPr>
-          <w:rFonts w:ascii="Times New Roman" w:eastAsia="Times New Roman" w:hAnsi="Times New Roman" w:cs="Times New Roman"/>
-          <w:color w:val="1A1A1A"/>
-          <w:sz w:val="24"/>
-          <w:szCs w:val="24"/>
-          <w:lang w:eastAsia="ru-RU"/>
-        </w:rPr>
-      </w:pPr>
-      <w:r>
-        <w:rPr>
-          <w:rFonts w:ascii="Times New Roman" w:eastAsia="Times New Roman" w:hAnsi="Times New Roman" w:cs="Times New Roman"/>
-          <w:color w:val="1A1A1A"/>
-          <w:sz w:val="24"/>
-          <w:szCs w:val="24"/>
-          <w:lang w:eastAsia="ru-RU"/>
-        </w:rPr>
-        <w:t>Решение принято/не принято.</w:t>
+        <w:t>«за» — 2 голоса, «против» — 0 голосов, «воздержался» — 0 голосов.</w:t>
+      </w:r>
+    </w:p>
+    <w:p>
+      <w:pPr>
+        <w:shd w:val="clear" w:color="auto" w:fill="FFFFFF"/>
+        <w:spacing w:after="0" w:line="240" w:lineRule="auto"/>
+        <w:rPr>
+          <w:rFonts w:ascii="Times New Roman" w:eastAsia="Times New Roman" w:hAnsi="Times New Roman" w:cs="Times New Roman"/>
+          <w:color w:val="1A1A1A"/>
+          <w:sz w:val="24"/>
+          <w:szCs w:val="24"/>
+          <w:lang w:eastAsia="ru-RU"/>
+        </w:rPr>
+      </w:pPr>
+      <w:r>
+        <w:rPr>
+          <w:rFonts w:ascii="Times New Roman" w:eastAsia="Times New Roman" w:hAnsi="Times New Roman" w:cs="Times New Roman"/>
+          <w:color w:val="1A1A1A"/>
+          <w:sz w:val="24"/>
+          <w:szCs w:val="24"/>
+          <w:lang w:eastAsia="ru-RU"/>
+        </w:rPr>
+        <w:t>Решение принято.</w:t>
       </w:r>
     </w:p>
     <w:p>
@@ -925,7 +969,7 @@
           <w:szCs w:val="24"/>
           <w:lang w:eastAsia="ru-RU"/>
         </w:rPr>
-        <w:t>«___________» слушали ______________________.</w:t>
+        <w:t>«Хеззи» слушали Иванова Ивана Ивановича.</w:t>
       </w:r>
     </w:p>
     <w:p>
@@ -994,7 +1038,7 @@
           <w:szCs w:val="24"/>
           <w:lang w:eastAsia="ru-RU"/>
         </w:rPr>
-        <w:t>Учредить Общество с ограниченной ответственностью «____________________».</w:t>
+        <w:t>Учредить Общество с ограниченной ответственностью «Хеззи».</w:t>
       </w:r>
     </w:p>
     <w:p>
@@ -1040,30 +1084,191 @@
           <w:szCs w:val="24"/>
           <w:lang w:eastAsia="ru-RU"/>
         </w:rPr>
-        <w:t>«за» — ___ голосов, «против» — ____ голосов, «воздержался» — ____ голосов.</w:t>
-      </w:r>
-    </w:p>
-    <w:p>
-      <w:pPr>
-        <w:shd w:val="clear" w:color="auto" w:fill="FFFFFF"/>
-        <w:spacing w:after="0" w:line="240" w:lineRule="auto"/>
-        <w:rPr>
-          <w:rFonts w:ascii="Times New Roman" w:eastAsia="Times New Roman" w:hAnsi="Times New Roman" w:cs="Times New Roman"/>
-          <w:color w:val="1A1A1A"/>
-          <w:sz w:val="24"/>
-          <w:szCs w:val="24"/>
-          <w:lang w:eastAsia="ru-RU"/>
-        </w:rPr>
-      </w:pPr>
-      <w:r>
-        <w:rPr>
-          <w:rFonts w:ascii="Times New Roman" w:eastAsia="Times New Roman" w:hAnsi="Times New Roman" w:cs="Times New Roman"/>
-          <w:color w:val="1A1A1A"/>
-          <w:sz w:val="24"/>
-          <w:szCs w:val="24"/>
-          <w:lang w:eastAsia="ru-RU"/>
-        </w:rPr>
-        <w:t>Решение принято/не принято.</w:t>
+        <w:t>«за» — 2 голоса, «против» — 0 голосов, «воздержался» — 0 голосов.</w:t>
+      </w:r>
+    </w:p>
+    <w:p>
+      <w:pPr>
+        <w:shd w:val="clear" w:color="auto" w:fill="FFFFFF"/>
+        <w:spacing w:after="0" w:line="240" w:lineRule="auto"/>
+        <w:rPr>
+          <w:rFonts w:ascii="Times New Roman" w:eastAsia="Times New Roman" w:hAnsi="Times New Roman" w:cs="Times New Roman"/>
+          <w:color w:val="1A1A1A"/>
+          <w:sz w:val="24"/>
+          <w:szCs w:val="24"/>
+          <w:lang w:eastAsia="ru-RU"/>
+        </w:rPr>
+      </w:pPr>
+      <w:r>
+        <w:rPr>
+          <w:rFonts w:ascii="Times New Roman" w:eastAsia="Times New Roman" w:hAnsi="Times New Roman" w:cs="Times New Roman"/>
+          <w:color w:val="1A1A1A"/>
+          <w:sz w:val="24"/>
+          <w:szCs w:val="24"/>
+          <w:lang w:eastAsia="ru-RU"/>
+        </w:rPr>
+        <w:t>Решение принято.</w:t>
+      </w:r>
+    </w:p>
+    <w:p>
+      <w:pPr>
+        <w:shd w:val="clear" w:color="auto" w:fill="FFFFFF"/>
+        <w:spacing w:after="0" w:line="240" w:lineRule="auto"/>
+        <w:rPr>
+          <w:rFonts w:ascii="Times New Roman" w:eastAsia="Times New Roman" w:hAnsi="Times New Roman" w:cs="Times New Roman"/>
+          <w:color w:val="1A1A1A"/>
+          <w:sz w:val="24"/>
+          <w:szCs w:val="24"/>
+          <w:lang w:eastAsia="ru-RU"/>
+        </w:rPr>
+      </w:pPr>
+      <w:r>
+        <w:rPr>
+          <w:rFonts w:ascii="Times New Roman" w:eastAsia="Times New Roman" w:hAnsi="Times New Roman" w:cs="Times New Roman"/>
+          <w:color w:val="1A1A1A"/>
+          <w:sz w:val="24"/>
+          <w:szCs w:val="24"/>
+          <w:lang w:eastAsia="ru-RU"/>
+        </w:rPr>
+        <w:t>3 По третьему вопросу повестки дня о заключении договора об учреждении</w:t>
+      </w:r>
+    </w:p>
+    <w:p>
+      <w:pPr>
+        <w:shd w:val="clear" w:color="auto" w:fill="FFFFFF"/>
+        <w:spacing w:after="0" w:line="240" w:lineRule="auto"/>
+        <w:rPr>
+          <w:rFonts w:ascii="Times New Roman" w:eastAsia="Times New Roman" w:hAnsi="Times New Roman" w:cs="Times New Roman"/>
+          <w:color w:val="1A1A1A"/>
+          <w:sz w:val="24"/>
+          <w:szCs w:val="24"/>
+          <w:lang w:eastAsia="ru-RU"/>
+        </w:rPr>
+      </w:pPr>
+      <w:r>
+        <w:rPr>
+          <w:rFonts w:ascii="Times New Roman" w:eastAsia="Times New Roman" w:hAnsi="Times New Roman" w:cs="Times New Roman"/>
+          <w:color w:val="1A1A1A"/>
+          <w:sz w:val="24"/>
+          <w:szCs w:val="24"/>
+          <w:lang w:eastAsia="ru-RU"/>
+        </w:rPr>
+        <w:t>Общества и утверждении Устава Общества с ограниченной ответственностью</w:t>
+      </w:r>
+    </w:p>
+    <w:p>
+      <w:pPr>
+        <w:shd w:val="clear" w:color="auto" w:fill="FFFFFF"/>
+        <w:spacing w:after="0" w:line="240" w:lineRule="auto"/>
+        <w:rPr>
+          <w:rFonts w:ascii="Times New Roman" w:eastAsia="Times New Roman" w:hAnsi="Times New Roman" w:cs="Times New Roman"/>
+          <w:color w:val="1A1A1A"/>
+          <w:sz w:val="24"/>
+          <w:szCs w:val="24"/>
+          <w:lang w:eastAsia="ru-RU"/>
+        </w:rPr>
+      </w:pPr>
+      <w:r>
+        <w:rPr>
+          <w:rFonts w:ascii="Times New Roman" w:eastAsia="Times New Roman" w:hAnsi="Times New Roman" w:cs="Times New Roman"/>
+          <w:color w:val="1A1A1A"/>
+          <w:sz w:val="24"/>
+          <w:szCs w:val="24"/>
+          <w:lang w:eastAsia="ru-RU"/>
+        </w:rPr>
+        <w:t>«Хеззи» слушали Петрова Петра Петровича.</w:t>
+      </w:r>
+    </w:p>
+    <w:p>
+      <w:pPr>
+        <w:shd w:val="clear" w:color="auto" w:fill="FFFFFF"/>
+        <w:spacing w:after="0" w:line="240" w:lineRule="auto"/>
+        <w:rPr>
+          <w:rFonts w:ascii="Times New Roman" w:eastAsia="Times New Roman" w:hAnsi="Times New Roman" w:cs="Times New Roman"/>
+          <w:color w:val="1A1A1A"/>
+          <w:sz w:val="24"/>
+          <w:szCs w:val="24"/>
+          <w:lang w:eastAsia="ru-RU"/>
+        </w:rPr>
+      </w:pPr>
+      <w:r>
+        <w:rPr>
+          <w:rFonts w:ascii="Times New Roman" w:eastAsia="Times New Roman" w:hAnsi="Times New Roman" w:cs="Times New Roman"/>
+          <w:color w:val="1A1A1A"/>
+          <w:sz w:val="24"/>
+          <w:szCs w:val="24"/>
+          <w:lang w:eastAsia="ru-RU"/>
+        </w:rPr>
+        <w:t>(Ф.И.О.)</w:t>
+      </w:r>
+    </w:p>
+    <w:p>
+      <w:pPr>
+        <w:shd w:val="clear" w:color="auto" w:fill="FFFFFF"/>
+        <w:spacing w:after="0" w:line="240" w:lineRule="auto"/>
+        <w:rPr>
+          <w:rFonts w:ascii="Times New Roman" w:eastAsia="Times New Roman" w:hAnsi="Times New Roman" w:cs="Times New Roman"/>
+          <w:color w:val="1A1A1A"/>
+          <w:sz w:val="24"/>
+          <w:szCs w:val="24"/>
+          <w:lang w:eastAsia="ru-RU"/>
+        </w:rPr>
+      </w:pPr>
+      <w:r>
+        <w:rPr>
+          <w:rFonts w:ascii="Times New Roman" w:eastAsia="Times New Roman" w:hAnsi="Times New Roman" w:cs="Times New Roman"/>
+          <w:color w:val="1A1A1A"/>
+          <w:sz w:val="24"/>
+          <w:szCs w:val="24"/>
+          <w:lang w:eastAsia="ru-RU"/>
+        </w:rPr>
+        <w:t>Постановили:</w:t>
+      </w:r>
+    </w:p>
+    <w:p>
+      <w:pPr>
+        <w:shd w:val="clear" w:color="auto" w:fill="FFFFFF"/>
+        <w:spacing w:after="0" w:line="240" w:lineRule="auto"/>
+        <w:rPr>
+          <w:rFonts w:ascii="Times New Roman" w:eastAsia="Times New Roman" w:hAnsi="Times New Roman" w:cs="Times New Roman"/>
+          <w:color w:val="1A1A1A"/>
+          <w:sz w:val="24"/>
+          <w:szCs w:val="24"/>
+          <w:lang w:eastAsia="ru-RU"/>
+        </w:rPr>
+      </w:pPr>
+      <w:r>
+        <w:rPr>
+          <w:rFonts w:ascii="Times New Roman" w:eastAsia="Times New Roman" w:hAnsi="Times New Roman" w:cs="Times New Roman"/>
+          <w:color w:val="1A1A1A"/>
+          <w:sz w:val="24"/>
+          <w:szCs w:val="24"/>
+          <w:lang w:eastAsia="ru-RU"/>
+        </w:rPr>
+        <w:t>Заключить договор об учреждении Общества и утвердить Устав Общества с ограниченной ответственностью</w:t>
+      </w:r>
+    </w:p>
+    <w:p>
+      <w:pPr>
+        <w:shd w:val="clear" w:color="auto" w:fill="FFFFFF"/>
+        <w:spacing w:after="0" w:line="240" w:lineRule="auto"/>
+        <w:rPr>
+          <w:rFonts w:ascii="Times New Roman" w:eastAsia="Times New Roman" w:hAnsi="Times New Roman" w:cs="Times New Roman"/>
+          <w:color w:val="1A1A1A"/>
+          <w:sz w:val="24"/>
+          <w:szCs w:val="24"/>
+          <w:lang w:eastAsia="ru-RU"/>
+        </w:rPr>
+      </w:pPr>
+      <w:r>
+        <w:rPr>
+          <w:rFonts w:ascii="Times New Roman" w:eastAsia="Times New Roman" w:hAnsi="Times New Roman" w:cs="Times New Roman"/>
+          <w:color w:val="1A1A1A"/>
+          <w:sz w:val="24"/>
+          <w:szCs w:val="24"/>
+          <w:lang w:eastAsia="ru-RU"/>
+        </w:rPr>
+        <w:t>«Хеззи».</w:t>
       </w:r>
     </w:p>
     <w:p>
@@ -1087,53 +1292,99 @@
           <w:lang w:eastAsia="ru-RU"/>
         </w:rPr>
         <w:lastRenderedPageBreak/>
-        <w:t>3 По третьему вопросу повестки дня о заключении договора об учреждении</w:t>
-      </w:r>
-    </w:p>
-    <w:p>
-      <w:pPr>
-        <w:shd w:val="clear" w:color="auto" w:fill="FFFFFF"/>
-        <w:spacing w:after="0" w:line="240" w:lineRule="auto"/>
-        <w:rPr>
-          <w:rFonts w:ascii="Times New Roman" w:eastAsia="Times New Roman" w:hAnsi="Times New Roman" w:cs="Times New Roman"/>
-          <w:color w:val="1A1A1A"/>
-          <w:sz w:val="24"/>
-          <w:szCs w:val="24"/>
-          <w:lang w:eastAsia="ru-RU"/>
-        </w:rPr>
-      </w:pPr>
-      <w:r>
-        <w:rPr>
-          <w:rFonts w:ascii="Times New Roman" w:eastAsia="Times New Roman" w:hAnsi="Times New Roman" w:cs="Times New Roman"/>
-          <w:color w:val="1A1A1A"/>
-          <w:sz w:val="24"/>
-          <w:szCs w:val="24"/>
-          <w:lang w:eastAsia="ru-RU"/>
-        </w:rPr>
-        <w:t>Общества и утверждении Устава Общества с ограниченной ответственностью</w:t>
-      </w:r>
-    </w:p>
-    <w:p>
-      <w:pPr>
-        <w:shd w:val="clear" w:color="auto" w:fill="FFFFFF"/>
-        <w:spacing w:after="0" w:line="240" w:lineRule="auto"/>
-        <w:rPr>
-          <w:rFonts w:ascii="Times New Roman" w:eastAsia="Times New Roman" w:hAnsi="Times New Roman" w:cs="Times New Roman"/>
-          <w:color w:val="1A1A1A"/>
-          <w:sz w:val="24"/>
-          <w:szCs w:val="24"/>
-          <w:lang w:eastAsia="ru-RU"/>
-        </w:rPr>
-      </w:pPr>
-      <w:r>
-        <w:rPr>
-          <w:rFonts w:ascii="Times New Roman" w:eastAsia="Times New Roman" w:hAnsi="Times New Roman" w:cs="Times New Roman"/>
-          <w:color w:val="1A1A1A"/>
-          <w:sz w:val="24"/>
-          <w:szCs w:val="24"/>
-          <w:lang w:eastAsia="ru-RU"/>
-        </w:rPr>
-        <w:t>«____________________» слушали ___________________________________________.</w:t>
+        <w:t>Голосовали:</w:t>
+      </w:r>
+    </w:p>
+    <w:p>
+      <w:pPr>
+        <w:shd w:val="clear" w:color="auto" w:fill="FFFFFF"/>
+        <w:spacing w:after="0" w:line="240" w:lineRule="auto"/>
+        <w:rPr>
+          <w:rFonts w:ascii="Times New Roman" w:eastAsia="Times New Roman" w:hAnsi="Times New Roman" w:cs="Times New Roman"/>
+          <w:color w:val="1A1A1A"/>
+          <w:sz w:val="24"/>
+          <w:szCs w:val="24"/>
+          <w:lang w:eastAsia="ru-RU"/>
+        </w:rPr>
+      </w:pPr>
+      <w:r>
+        <w:rPr>
+          <w:rFonts w:ascii="Times New Roman" w:eastAsia="Times New Roman" w:hAnsi="Times New Roman" w:cs="Times New Roman"/>
+          <w:color w:val="1A1A1A"/>
+          <w:sz w:val="24"/>
+          <w:szCs w:val="24"/>
+          <w:lang w:eastAsia="ru-RU"/>
+        </w:rPr>
+        <w:t>«за» — 2 голоса, «против» — 0 голосов, «воздержался» — 0 голосов.</w:t>
+      </w:r>
+    </w:p>
+    <w:p>
+      <w:pPr>
+        <w:shd w:val="clear" w:color="auto" w:fill="FFFFFF"/>
+        <w:spacing w:after="0" w:line="240" w:lineRule="auto"/>
+        <w:rPr>
+          <w:rFonts w:ascii="Times New Roman" w:eastAsia="Times New Roman" w:hAnsi="Times New Roman" w:cs="Times New Roman"/>
+          <w:color w:val="1A1A1A"/>
+          <w:sz w:val="24"/>
+          <w:szCs w:val="24"/>
+          <w:lang w:eastAsia="ru-RU"/>
+        </w:rPr>
+      </w:pPr>
+      <w:r>
+        <w:rPr>
+          <w:rFonts w:ascii="Times New Roman" w:eastAsia="Times New Roman" w:hAnsi="Times New Roman" w:cs="Times New Roman"/>
+          <w:color w:val="1A1A1A"/>
+          <w:sz w:val="24"/>
+          <w:szCs w:val="24"/>
+          <w:lang w:eastAsia="ru-RU"/>
+        </w:rPr>
+        <w:t>Решение принято.</w:t>
+      </w:r>
+    </w:p>
+    <w:p>
+      <w:pPr>
+        <w:shd w:val="clear" w:color="auto" w:fill="FFFFFF"/>
+        <w:spacing w:after="0" w:line="240" w:lineRule="auto"/>
+        <w:rPr>
+          <w:rFonts w:ascii="Times New Roman" w:eastAsia="Times New Roman" w:hAnsi="Times New Roman" w:cs="Times New Roman"/>
+          <w:color w:val="1A1A1A"/>
+          <w:sz w:val="24"/>
+          <w:szCs w:val="24"/>
+          <w:lang w:eastAsia="ru-RU"/>
+        </w:rPr>
+      </w:pPr>
+      <w:r>
+        <w:rPr>
+          <w:rFonts w:ascii="Times New Roman" w:eastAsia="Times New Roman" w:hAnsi="Times New Roman" w:cs="Times New Roman"/>
+          <w:color w:val="1A1A1A"/>
+          <w:sz w:val="24"/>
+          <w:szCs w:val="24"/>
+          <w:lang w:eastAsia="ru-RU"/>
+        </w:rPr>
+        <w:t>4 По четвертому вопросу повестки дня об определении места нахождения Общества слушали</w:t>
+      </w:r>
+    </w:p>
+    <w:p>
+      <w:pPr>
+        <w:shd w:val="clear" w:color="auto" w:fill="FFFFFF"/>
+        <w:spacing w:after="0" w:line="240" w:lineRule="auto"/>
+        <w:rPr>
+          <w:rFonts w:ascii="Times New Roman" w:eastAsia="Times New Roman" w:hAnsi="Times New Roman" w:cs="Times New Roman"/>
+          <w:color w:val="1A1A1A"/>
+          <w:sz w:val="24"/>
+          <w:szCs w:val="24"/>
+          <w:lang w:eastAsia="ru-RU"/>
+        </w:rPr>
+      </w:pPr>
+      <w:r>
+        <w:rPr>
+          <w:rFonts w:ascii="Times New Roman" w:eastAsia="Times New Roman" w:hAnsi="Times New Roman" w:cs="Times New Roman"/>
+          <w:color w:val="1A1A1A"/>
+          <w:sz w:val="24"/>
+          <w:szCs w:val="24"/>
+          <w:lang w:eastAsia="ru-RU"/>
+        </w:rPr>
+        <w:t>Иванов Иван Иванович.</w:t>
       </w:r>
     </w:p>
     <w:p>
@@ -1202,32 +1453,7 @@
           <w:szCs w:val="24"/>
           <w:lang w:eastAsia="ru-RU"/>
         </w:rPr>
-        <w:t>Заключить договор об учреждении Общества и утвердить Устав Общества с ограниченной ответственностью</w:t>
-      </w:r>
-      <w:bookmarkStart w:id="0" w:name="_GoBack"/>
-      <w:bookmarkEnd w:id="0"/>
-    </w:p>
-    <w:p>
-      <w:pPr>
-        <w:shd w:val="clear" w:color="auto" w:fill="FFFFFF"/>
-        <w:spacing w:after="0" w:line="240" w:lineRule="auto"/>
-        <w:rPr>
-          <w:rFonts w:ascii="Times New Roman" w:eastAsia="Times New Roman" w:hAnsi="Times New Roman" w:cs="Times New Roman"/>
-          <w:color w:val="1A1A1A"/>
-          <w:sz w:val="24"/>
-          <w:szCs w:val="24"/>
-          <w:lang w:eastAsia="ru-RU"/>
-        </w:rPr>
-      </w:pPr>
-      <w:r>
-        <w:rPr>
-          <w:rFonts w:ascii="Times New Roman" w:eastAsia="Times New Roman" w:hAnsi="Times New Roman" w:cs="Times New Roman"/>
-          <w:color w:val="1A1A1A"/>
-          <w:sz w:val="24"/>
-          <w:szCs w:val="24"/>
-          <w:lang w:eastAsia="ru-RU"/>
-        </w:rPr>
-        <w:t>«_________________________________________________________________________________».</w:t>
+        <w:t>г. Минск, ул. Кульман, д. 11, офис 305.</w:t>
       </w:r>
     </w:p>
     <w:p>
@@ -1273,76 +1499,99 @@
           <w:szCs w:val="24"/>
           <w:lang w:eastAsia="ru-RU"/>
         </w:rPr>
-        <w:t>«за» — ___ голосов, «против» — ____ голосов, «воздержался» — ___ голосов.</w:t>
-      </w:r>
-    </w:p>
-    <w:p>
-      <w:pPr>
-        <w:shd w:val="clear" w:color="auto" w:fill="FFFFFF"/>
-        <w:spacing w:after="0" w:line="240" w:lineRule="auto"/>
-        <w:rPr>
-          <w:rFonts w:ascii="Times New Roman" w:eastAsia="Times New Roman" w:hAnsi="Times New Roman" w:cs="Times New Roman"/>
-          <w:color w:val="1A1A1A"/>
-          <w:sz w:val="24"/>
-          <w:szCs w:val="24"/>
-          <w:lang w:eastAsia="ru-RU"/>
-        </w:rPr>
-      </w:pPr>
-      <w:r>
-        <w:rPr>
-          <w:rFonts w:ascii="Times New Roman" w:eastAsia="Times New Roman" w:hAnsi="Times New Roman" w:cs="Times New Roman"/>
-          <w:color w:val="1A1A1A"/>
-          <w:sz w:val="24"/>
-          <w:szCs w:val="24"/>
-          <w:lang w:eastAsia="ru-RU"/>
-        </w:rPr>
-        <w:t>Решение принято/не принято.</w:t>
-      </w:r>
-    </w:p>
-    <w:p>
-      <w:pPr>
-        <w:shd w:val="clear" w:color="auto" w:fill="FFFFFF"/>
-        <w:spacing w:after="0" w:line="240" w:lineRule="auto"/>
-        <w:rPr>
-          <w:rFonts w:ascii="Times New Roman" w:eastAsia="Times New Roman" w:hAnsi="Times New Roman" w:cs="Times New Roman"/>
-          <w:color w:val="1A1A1A"/>
-          <w:sz w:val="24"/>
-          <w:szCs w:val="24"/>
-          <w:lang w:eastAsia="ru-RU"/>
-        </w:rPr>
-      </w:pPr>
-      <w:r>
-        <w:rPr>
-          <w:rFonts w:ascii="Times New Roman" w:eastAsia="Times New Roman" w:hAnsi="Times New Roman" w:cs="Times New Roman"/>
-          <w:color w:val="1A1A1A"/>
-          <w:sz w:val="24"/>
-          <w:szCs w:val="24"/>
-          <w:lang w:eastAsia="ru-RU"/>
-        </w:rPr>
-        <w:t>4 По четвертому вопросу повестки дня об определении места нахождения Общества слушали</w:t>
-      </w:r>
-    </w:p>
-    <w:p>
-      <w:pPr>
-        <w:shd w:val="clear" w:color="auto" w:fill="FFFFFF"/>
-        <w:spacing w:after="0" w:line="240" w:lineRule="auto"/>
-        <w:rPr>
-          <w:rFonts w:ascii="Times New Roman" w:eastAsia="Times New Roman" w:hAnsi="Times New Roman" w:cs="Times New Roman"/>
-          <w:color w:val="1A1A1A"/>
-          <w:sz w:val="24"/>
-          <w:szCs w:val="24"/>
-          <w:lang w:eastAsia="ru-RU"/>
-        </w:rPr>
-      </w:pPr>
-      <w:r>
-        <w:rPr>
-          <w:rFonts w:ascii="Times New Roman" w:eastAsia="Times New Roman" w:hAnsi="Times New Roman" w:cs="Times New Roman"/>
-          <w:color w:val="1A1A1A"/>
-          <w:sz w:val="24"/>
-          <w:szCs w:val="24"/>
-          <w:lang w:eastAsia="ru-RU"/>
-        </w:rPr>
-        <w:t>_______________________________________________________________________________________.</w:t>
+        <w:t>«за» — 2 голоса, «против» — 0 голосов, «воздержался» — 0 голосов.</w:t>
+      </w:r>
+    </w:p>
+    <w:p>
+      <w:pPr>
+        <w:shd w:val="clear" w:color="auto" w:fill="FFFFFF"/>
+        <w:spacing w:after="0" w:line="240" w:lineRule="auto"/>
+        <w:rPr>
+          <w:rFonts w:ascii="Times New Roman" w:eastAsia="Times New Roman" w:hAnsi="Times New Roman" w:cs="Times New Roman"/>
+          <w:color w:val="1A1A1A"/>
+          <w:sz w:val="24"/>
+          <w:szCs w:val="24"/>
+          <w:lang w:eastAsia="ru-RU"/>
+        </w:rPr>
+      </w:pPr>
+      <w:r>
+        <w:rPr>
+          <w:rFonts w:ascii="Times New Roman" w:eastAsia="Times New Roman" w:hAnsi="Times New Roman" w:cs="Times New Roman"/>
+          <w:color w:val="1A1A1A"/>
+          <w:sz w:val="24"/>
+          <w:szCs w:val="24"/>
+          <w:lang w:eastAsia="ru-RU"/>
+        </w:rPr>
+        <w:t>Решение принято.</w:t>
+      </w:r>
+    </w:p>
+    <w:p>
+      <w:pPr>
+        <w:shd w:val="clear" w:color="auto" w:fill="FFFFFF"/>
+        <w:spacing w:after="0" w:line="240" w:lineRule="auto"/>
+        <w:rPr>
+          <w:rFonts w:ascii="Times New Roman" w:eastAsia="Times New Roman" w:hAnsi="Times New Roman" w:cs="Times New Roman"/>
+          <w:color w:val="1A1A1A"/>
+          <w:sz w:val="24"/>
+          <w:szCs w:val="24"/>
+          <w:lang w:eastAsia="ru-RU"/>
+        </w:rPr>
+      </w:pPr>
+      <w:r>
+        <w:rPr>
+          <w:rFonts w:ascii="Times New Roman" w:eastAsia="Times New Roman" w:hAnsi="Times New Roman" w:cs="Times New Roman"/>
+          <w:color w:val="1A1A1A"/>
+          <w:sz w:val="24"/>
+          <w:szCs w:val="24"/>
+          <w:lang w:eastAsia="ru-RU"/>
+        </w:rPr>
+        <w:t>5 По пятому вопросу повестки дня об избрании _____________________________________________________</w:t>
+      </w:r>
+    </w:p>
+    <w:p>
+      <w:pPr>
+        <w:shd w:val="clear" w:color="auto" w:fill="FFFFFF"/>
+        <w:spacing w:after="0" w:line="240" w:lineRule="auto"/>
+        <w:rPr>
+          <w:rFonts w:ascii="Times New Roman" w:eastAsia="Times New Roman" w:hAnsi="Times New Roman" w:cs="Times New Roman"/>
+          <w:color w:val="1A1A1A"/>
+          <w:sz w:val="24"/>
+          <w:szCs w:val="24"/>
+          <w:lang w:eastAsia="ru-RU"/>
+        </w:rPr>
+      </w:pPr>
+      <w:r>
+        <w:rPr>
+          <w:rFonts w:ascii="Times New Roman" w:eastAsia="Times New Roman" w:hAnsi="Times New Roman" w:cs="Times New Roman"/>
+          <w:color w:val="1A1A1A"/>
+          <w:sz w:val="24"/>
+          <w:szCs w:val="24"/>
+          <w:lang w:eastAsia="ru-RU"/>
+        </w:rPr>
+        <w:t>(наименование должности руководителя)</w:t>
+      </w:r>
+    </w:p>
+    <w:p>
+      <w:pPr>
+        <w:shd w:val="clear" w:color="auto" w:fill="FFFFFF"/>
+        <w:spacing w:after="0" w:line="240" w:lineRule="auto"/>
+        <w:rPr>
+          <w:rFonts w:ascii="Times New Roman" w:eastAsia="Times New Roman" w:hAnsi="Times New Roman" w:cs="Times New Roman"/>
+          <w:color w:val="1A1A1A"/>
+          <w:sz w:val="24"/>
+          <w:szCs w:val="24"/>
+          <w:lang w:eastAsia="ru-RU"/>
+        </w:rPr>
+      </w:pPr>
+      <w:r>
+        <w:rPr>
+          <w:rFonts w:ascii="Times New Roman" w:eastAsia="Times New Roman" w:hAnsi="Times New Roman" w:cs="Times New Roman"/>
+          <w:color w:val="1A1A1A"/>
+          <w:sz w:val="24"/>
+          <w:szCs w:val="24"/>
+          <w:lang w:eastAsia="ru-RU"/>
+        </w:rPr>
+        <w:t>Иванов Иван Иванович.</w:t>
       </w:r>
     </w:p>
     <w:p>
@@ -1411,7 +1660,372 @@
           <w:szCs w:val="24"/>
           <w:lang w:eastAsia="ru-RU"/>
         </w:rPr>
-        <w:t>Определить местом нахождения Общества следующий адрес: _________________________.</w:t>
+        <w:t>директора</w:t>
+      </w:r>
+    </w:p>
+    <w:p>
+      <w:pPr>
+        <w:shd w:val="clear" w:color="auto" w:fill="FFFFFF"/>
+        <w:spacing w:after="0" w:line="240" w:lineRule="auto"/>
+        <w:rPr>
+          <w:rFonts w:ascii="Times New Roman" w:eastAsia="Times New Roman" w:hAnsi="Times New Roman" w:cs="Times New Roman"/>
+          <w:color w:val="1A1A1A"/>
+          <w:sz w:val="24"/>
+          <w:szCs w:val="24"/>
+          <w:lang w:eastAsia="ru-RU"/>
+        </w:rPr>
+      </w:pPr>
+      <w:r>
+        <w:rPr>
+          <w:rFonts w:ascii="Times New Roman" w:eastAsia="Times New Roman" w:hAnsi="Times New Roman" w:cs="Times New Roman"/>
+          <w:color w:val="1A1A1A"/>
+          <w:sz w:val="24"/>
+          <w:szCs w:val="24"/>
+          <w:lang w:eastAsia="ru-RU"/>
+        </w:rPr>
+        <w:t>(наименование должности руководителя)</w:t>
+      </w:r>
+    </w:p>
+    <w:p>
+      <w:pPr>
+        <w:shd w:val="clear" w:color="auto" w:fill="FFFFFF"/>
+        <w:spacing w:after="0" w:line="240" w:lineRule="auto"/>
+        <w:rPr>
+          <w:rFonts w:ascii="Times New Roman" w:eastAsia="Times New Roman" w:hAnsi="Times New Roman" w:cs="Times New Roman"/>
+          <w:color w:val="1A1A1A"/>
+          <w:sz w:val="24"/>
+          <w:szCs w:val="24"/>
+          <w:lang w:eastAsia="ru-RU"/>
+        </w:rPr>
+      </w:pPr>
+      <w:r>
+        <w:rPr>
+          <w:rFonts w:ascii="Times New Roman" w:eastAsia="Times New Roman" w:hAnsi="Times New Roman" w:cs="Times New Roman"/>
+          <w:color w:val="1A1A1A"/>
+          <w:sz w:val="24"/>
+          <w:szCs w:val="24"/>
+          <w:lang w:eastAsia="ru-RU"/>
+        </w:rPr>
+        <w:t>Общества с ограниченной ответственностью «Хеззи»</w:t>
+      </w:r>
+    </w:p>
+    <w:p>
+      <w:pPr>
+        <w:shd w:val="clear" w:color="auto" w:fill="FFFFFF"/>
+        <w:spacing w:after="0" w:line="240" w:lineRule="auto"/>
+        <w:rPr>
+          <w:rFonts w:ascii="Times New Roman" w:eastAsia="Times New Roman" w:hAnsi="Times New Roman" w:cs="Times New Roman"/>
+          <w:color w:val="1A1A1A"/>
+          <w:sz w:val="24"/>
+          <w:szCs w:val="24"/>
+          <w:lang w:eastAsia="ru-RU"/>
+        </w:rPr>
+      </w:pPr>
+      <w:r>
+        <w:rPr>
+          <w:rFonts w:ascii="Times New Roman" w:eastAsia="Times New Roman" w:hAnsi="Times New Roman" w:cs="Times New Roman"/>
+          <w:color w:val="1A1A1A"/>
+          <w:sz w:val="24"/>
+          <w:szCs w:val="24"/>
+          <w:lang w:eastAsia="ru-RU"/>
+        </w:rPr>
+        <w:t>Иванов Иван Иванович</w:t>
+      </w:r>
+      <w:r>
+        <w:rPr>
+          <w:rFonts w:ascii="Times New Roman" w:eastAsia="Times New Roman" w:hAnsi="Times New Roman" w:cs="Times New Roman"/>
+          <w:color w:val="1A1A1A"/>
+          <w:sz w:val="24"/>
+          <w:szCs w:val="24"/>
+          <w:lang w:eastAsia="ru-RU"/>
+        </w:rPr>
+        <w:t>.</w:t>
+      </w:r>
+    </w:p>
+    <w:p>
+      <w:pPr>
+        <w:shd w:val="clear" w:color="auto" w:fill="FFFFFF"/>
+        <w:spacing w:after="0" w:line="240" w:lineRule="auto"/>
+        <w:rPr>
+          <w:rFonts w:ascii="Times New Roman" w:eastAsia="Times New Roman" w:hAnsi="Times New Roman" w:cs="Times New Roman"/>
+          <w:color w:val="1A1A1A"/>
+          <w:sz w:val="24"/>
+          <w:szCs w:val="24"/>
+          <w:lang w:eastAsia="ru-RU"/>
+        </w:rPr>
+      </w:pPr>
+      <w:r>
+        <w:rPr>
+          <w:rFonts w:ascii="Times New Roman" w:eastAsia="Times New Roman" w:hAnsi="Times New Roman" w:cs="Times New Roman"/>
+          <w:color w:val="1A1A1A"/>
+          <w:sz w:val="24"/>
+          <w:szCs w:val="24"/>
+          <w:lang w:eastAsia="ru-RU"/>
+        </w:rPr>
+        <w:t>Решение принято.</w:t>
+      </w:r>
+    </w:p>
+    <w:p>
+      <w:pPr>
+        <w:shd w:val="clear" w:color="auto" w:fill="FFFFFF"/>
+        <w:spacing w:after="0" w:line="240" w:lineRule="auto"/>
+        <w:rPr>
+          <w:rFonts w:ascii="Times New Roman" w:eastAsia="Times New Roman" w:hAnsi="Times New Roman" w:cs="Times New Roman"/>
+          <w:color w:val="1A1A1A"/>
+          <w:sz w:val="24"/>
+          <w:szCs w:val="24"/>
+          <w:lang w:eastAsia="ru-RU"/>
+        </w:rPr>
+      </w:pPr>
+      <w:r>
+        <w:rPr>
+          <w:rFonts w:ascii="Times New Roman" w:eastAsia="Times New Roman" w:hAnsi="Times New Roman" w:cs="Times New Roman"/>
+          <w:color w:val="1A1A1A"/>
+          <w:sz w:val="24"/>
+          <w:szCs w:val="24"/>
+          <w:lang w:eastAsia="ru-RU"/>
+        </w:rPr>
+        <w:t>6 По шестому вопросу повестки дня об утверждении эскиза печати Общества и назначении ответственного</w:t>
+      </w:r>
+    </w:p>
+    <w:p>
+      <w:pPr>
+        <w:shd w:val="clear" w:color="auto" w:fill="FFFFFF"/>
+        <w:spacing w:after="0" w:line="240" w:lineRule="auto"/>
+        <w:rPr>
+          <w:rFonts w:ascii="Times New Roman" w:eastAsia="Times New Roman" w:hAnsi="Times New Roman" w:cs="Times New Roman"/>
+          <w:color w:val="1A1A1A"/>
+          <w:sz w:val="24"/>
+          <w:szCs w:val="24"/>
+          <w:lang w:eastAsia="ru-RU"/>
+        </w:rPr>
+      </w:pPr>
+      <w:r>
+        <w:rPr>
+          <w:rFonts w:ascii="Times New Roman" w:eastAsia="Times New Roman" w:hAnsi="Times New Roman" w:cs="Times New Roman"/>
+          <w:color w:val="1A1A1A"/>
+          <w:sz w:val="24"/>
+          <w:szCs w:val="24"/>
+          <w:lang w:eastAsia="ru-RU"/>
+        </w:rPr>
+        <w:t>за оформление и подготовку документов на регистрацию эскиза печати Общества слушали</w:t>
+      </w:r>
+    </w:p>
+    <w:p>
+      <w:pPr>
+        <w:shd w:val="clear" w:color="auto" w:fill="FFFFFF"/>
+        <w:spacing w:after="0" w:line="240" w:lineRule="auto"/>
+        <w:rPr>
+          <w:rFonts w:ascii="Times New Roman" w:eastAsia="Times New Roman" w:hAnsi="Times New Roman" w:cs="Times New Roman"/>
+          <w:color w:val="1A1A1A"/>
+          <w:sz w:val="24"/>
+          <w:szCs w:val="24"/>
+          <w:lang w:eastAsia="ru-RU"/>
+        </w:rPr>
+      </w:pPr>
+      <w:r>
+        <w:rPr>
+          <w:rFonts w:ascii="Times New Roman" w:eastAsia="Times New Roman" w:hAnsi="Times New Roman" w:cs="Times New Roman"/>
+          <w:color w:val="1A1A1A"/>
+          <w:sz w:val="24"/>
+          <w:szCs w:val="24"/>
+          <w:lang w:eastAsia="ru-RU"/>
+        </w:rPr>
+        <w:t>Петров Пётр Петрович.</w:t>
+      </w:r>
+    </w:p>
+    <w:p>
+      <w:pPr>
+        <w:shd w:val="clear" w:color="auto" w:fill="FFFFFF"/>
+        <w:spacing w:after="0" w:line="240" w:lineRule="auto"/>
+        <w:rPr>
+          <w:rFonts w:ascii="Times New Roman" w:eastAsia="Times New Roman" w:hAnsi="Times New Roman" w:cs="Times New Roman"/>
+          <w:color w:val="1A1A1A"/>
+          <w:sz w:val="24"/>
+          <w:szCs w:val="24"/>
+          <w:lang w:eastAsia="ru-RU"/>
+        </w:rPr>
+      </w:pPr>
+      <w:r>
+        <w:rPr>
+          <w:rFonts w:ascii="Times New Roman" w:eastAsia="Times New Roman" w:hAnsi="Times New Roman" w:cs="Times New Roman"/>
+          <w:color w:val="1A1A1A"/>
+          <w:sz w:val="24"/>
+          <w:szCs w:val="24"/>
+          <w:lang w:eastAsia="ru-RU"/>
+        </w:rPr>
+        <w:t>(Ф.И.О.)</w:t>
+      </w:r>
+    </w:p>
+    <w:p>
+      <w:pPr>
+        <w:shd w:val="clear" w:color="auto" w:fill="FFFFFF"/>
+        <w:spacing w:after="0" w:line="240" w:lineRule="auto"/>
+        <w:rPr>
+          <w:rFonts w:ascii="Times New Roman" w:eastAsia="Times New Roman" w:hAnsi="Times New Roman" w:cs="Times New Roman"/>
+          <w:color w:val="1A1A1A"/>
+          <w:sz w:val="24"/>
+          <w:szCs w:val="24"/>
+          <w:lang w:eastAsia="ru-RU"/>
+        </w:rPr>
+      </w:pPr>
+      <w:r>
+        <w:rPr>
+          <w:rFonts w:ascii="Times New Roman" w:eastAsia="Times New Roman" w:hAnsi="Times New Roman" w:cs="Times New Roman"/>
+          <w:color w:val="1A1A1A"/>
+          <w:sz w:val="24"/>
+          <w:szCs w:val="24"/>
+          <w:lang w:eastAsia="ru-RU"/>
+        </w:rPr>
+        <w:t>Постановили:</w:t>
+      </w:r>
+    </w:p>
+    <w:p>
+      <w:pPr>
+        <w:shd w:val="clear" w:color="auto" w:fill="FFFFFF"/>
+        <w:spacing w:after="0" w:line="240" w:lineRule="auto"/>
+        <w:rPr>
+          <w:rFonts w:ascii="Times New Roman" w:eastAsia="Times New Roman" w:hAnsi="Times New Roman" w:cs="Times New Roman"/>
+          <w:color w:val="1A1A1A"/>
+          <w:sz w:val="24"/>
+          <w:szCs w:val="24"/>
+          <w:lang w:eastAsia="ru-RU"/>
+        </w:rPr>
+      </w:pPr>
+      <w:r>
+        <w:rPr>
+          <w:rFonts w:ascii="Times New Roman" w:eastAsia="Times New Roman" w:hAnsi="Times New Roman" w:cs="Times New Roman"/>
+          <w:color w:val="1A1A1A"/>
+          <w:sz w:val="24"/>
+          <w:szCs w:val="24"/>
+          <w:lang w:eastAsia="ru-RU"/>
+        </w:rPr>
+        <w:t>Утвердить эскиз печати Общества с ограниченной ответственностью</w:t>
+      </w:r>
+    </w:p>
+    <w:p>
+      <w:pPr>
+        <w:shd w:val="clear" w:color="auto" w:fill="FFFFFF"/>
+        <w:spacing w:after="0" w:line="240" w:lineRule="auto"/>
+        <w:rPr>
+          <w:rFonts w:ascii="Times New Roman" w:eastAsia="Times New Roman" w:hAnsi="Times New Roman" w:cs="Times New Roman"/>
+          <w:color w:val="1A1A1A"/>
+          <w:sz w:val="24"/>
+          <w:szCs w:val="24"/>
+          <w:lang w:eastAsia="ru-RU"/>
+        </w:rPr>
+      </w:pPr>
+      <w:r>
+        <w:rPr>
+          <w:rFonts w:ascii="Times New Roman" w:eastAsia="Times New Roman" w:hAnsi="Times New Roman" w:cs="Times New Roman"/>
+          <w:color w:val="1A1A1A"/>
+          <w:sz w:val="24"/>
+          <w:szCs w:val="24"/>
+          <w:lang w:eastAsia="ru-RU"/>
+        </w:rPr>
+        <w:t>«Хеззи».</w:t>
+      </w:r>
+    </w:p>
+    <w:p>
+      <w:pPr>
+        <w:shd w:val="clear" w:color="auto" w:fill="FFFFFF"/>
+        <w:spacing w:after="0" w:line="240" w:lineRule="auto"/>
+        <w:rPr>
+          <w:rFonts w:ascii="Times New Roman" w:eastAsia="Times New Roman" w:hAnsi="Times New Roman" w:cs="Times New Roman"/>
+          <w:color w:val="1A1A1A"/>
+          <w:sz w:val="24"/>
+          <w:szCs w:val="24"/>
+          <w:lang w:eastAsia="ru-RU"/>
+        </w:rPr>
+      </w:pPr>
+      <w:r>
+        <w:rPr>
+          <w:rFonts w:ascii="Times New Roman" w:eastAsia="Times New Roman" w:hAnsi="Times New Roman" w:cs="Times New Roman"/>
+          <w:color w:val="1A1A1A"/>
+          <w:sz w:val="24"/>
+          <w:szCs w:val="24"/>
+          <w:lang w:eastAsia="ru-RU"/>
+        </w:rPr>
+        <w:t>Назначить ответственным за оформление и подготовку документов на</w:t>
+      </w:r>
+    </w:p>
+    <w:p>
+      <w:pPr>
+        <w:shd w:val="clear" w:color="auto" w:fill="FFFFFF"/>
+        <w:spacing w:after="0" w:line="240" w:lineRule="auto"/>
+        <w:rPr>
+          <w:rFonts w:ascii="Times New Roman" w:eastAsia="Times New Roman" w:hAnsi="Times New Roman" w:cs="Times New Roman"/>
+          <w:color w:val="1A1A1A"/>
+          <w:sz w:val="24"/>
+          <w:szCs w:val="24"/>
+          <w:lang w:eastAsia="ru-RU"/>
+        </w:rPr>
+      </w:pPr>
+      <w:r>
+        <w:rPr>
+          <w:rFonts w:ascii="Times New Roman" w:eastAsia="Times New Roman" w:hAnsi="Times New Roman" w:cs="Times New Roman"/>
+          <w:color w:val="1A1A1A"/>
+          <w:sz w:val="24"/>
+          <w:szCs w:val="24"/>
+          <w:lang w:eastAsia="ru-RU"/>
+        </w:rPr>
+        <w:t>«Хеззи»</w:t>
+      </w:r>
+    </w:p>
+    <w:p>
+      <w:pPr>
+        <w:shd w:val="clear" w:color="auto" w:fill="FFFFFF"/>
+        <w:spacing w:after="0" w:line="240" w:lineRule="auto"/>
+        <w:rPr>
+          <w:rFonts w:ascii="Times New Roman" w:eastAsia="Times New Roman" w:hAnsi="Times New Roman" w:cs="Times New Roman"/>
+          <w:color w:val="1A1A1A"/>
+          <w:sz w:val="24"/>
+          <w:szCs w:val="24"/>
+          <w:lang w:eastAsia="ru-RU"/>
+        </w:rPr>
+      </w:pPr>
+      <w:r>
+        <w:rPr>
+          <w:rFonts w:ascii="Times New Roman" w:eastAsia="Times New Roman" w:hAnsi="Times New Roman" w:cs="Times New Roman"/>
+          <w:color w:val="1A1A1A"/>
+          <w:sz w:val="24"/>
+          <w:szCs w:val="24"/>
+          <w:lang w:eastAsia="ru-RU"/>
+        </w:rPr>
+        <w:t>Петров Пётр Петрович</w:t>
+      </w:r>
+      <w:r>
+        <w:rPr>
+          <w:rFonts w:ascii="Times New Roman" w:eastAsia="Times New Roman" w:hAnsi="Times New Roman" w:cs="Times New Roman"/>
+          <w:color w:val="1A1A1A"/>
+          <w:sz w:val="24"/>
+          <w:szCs w:val="24"/>
+          <w:lang w:eastAsia="ru-RU"/>
+        </w:rPr>
+        <w:t>.</w:t>
+      </w:r>
+    </w:p>
+    <w:p>
+      <w:pPr>
+        <w:shd w:val="clear" w:color="auto" w:fill="FFFFFF"/>
+        <w:spacing w:after="0" w:line="240" w:lineRule="auto"/>
+        <w:rPr>
+          <w:rFonts w:ascii="Times New Roman" w:eastAsia="Times New Roman" w:hAnsi="Times New Roman" w:cs="Times New Roman"/>
+          <w:color w:val="1A1A1A"/>
+          <w:sz w:val="24"/>
+          <w:szCs w:val="24"/>
+          <w:lang w:eastAsia="ru-RU"/>
+        </w:rPr>
+      </w:pPr>
+      <w:r>
+        <w:rPr>
+          <w:rFonts w:ascii="Times New Roman" w:eastAsia="Times New Roman" w:hAnsi="Times New Roman" w:cs="Times New Roman"/>
+          <w:color w:val="1A1A1A"/>
+          <w:sz w:val="24"/>
+          <w:szCs w:val="24"/>
+          <w:lang w:eastAsia="ru-RU"/>
+        </w:rPr>
+        <w:t>(Ф.И.О., паспортные данные, адрес регистрации)</w:t>
       </w:r>
     </w:p>
     <w:p>
@@ -1457,606 +2071,63 @@
           <w:szCs w:val="24"/>
           <w:lang w:eastAsia="ru-RU"/>
         </w:rPr>
-        <w:t>«за» — ___ голосов, «против» — ____ голосов, «воздержался» — ____ голосов.</w:t>
-      </w:r>
-    </w:p>
-    <w:p>
-      <w:pPr>
-        <w:shd w:val="clear" w:color="auto" w:fill="FFFFFF"/>
-        <w:spacing w:after="0" w:line="240" w:lineRule="auto"/>
-        <w:rPr>
-          <w:rFonts w:ascii="Times New Roman" w:eastAsia="Times New Roman" w:hAnsi="Times New Roman" w:cs="Times New Roman"/>
-          <w:color w:val="1A1A1A"/>
-          <w:sz w:val="24"/>
-          <w:szCs w:val="24"/>
-          <w:lang w:eastAsia="ru-RU"/>
-        </w:rPr>
-      </w:pPr>
-      <w:r>
-        <w:rPr>
-          <w:rFonts w:ascii="Times New Roman" w:eastAsia="Times New Roman" w:hAnsi="Times New Roman" w:cs="Times New Roman"/>
-          <w:color w:val="1A1A1A"/>
-          <w:sz w:val="24"/>
-          <w:szCs w:val="24"/>
-          <w:lang w:eastAsia="ru-RU"/>
-        </w:rPr>
-        <w:t>Решение принято/не принято.</w:t>
-      </w:r>
-    </w:p>
-    <w:p>
-      <w:pPr>
-        <w:shd w:val="clear" w:color="auto" w:fill="FFFFFF"/>
-        <w:spacing w:after="0" w:line="240" w:lineRule="auto"/>
-        <w:rPr>
-          <w:rFonts w:ascii="Times New Roman" w:eastAsia="Times New Roman" w:hAnsi="Times New Roman" w:cs="Times New Roman"/>
-          <w:color w:val="1A1A1A"/>
-          <w:sz w:val="24"/>
-          <w:szCs w:val="24"/>
-          <w:lang w:eastAsia="ru-RU"/>
-        </w:rPr>
-      </w:pPr>
-      <w:r>
-        <w:rPr>
-          <w:rFonts w:ascii="Times New Roman" w:eastAsia="Times New Roman" w:hAnsi="Times New Roman" w:cs="Times New Roman"/>
-          <w:color w:val="1A1A1A"/>
-          <w:sz w:val="24"/>
-          <w:szCs w:val="24"/>
-          <w:lang w:eastAsia="ru-RU"/>
-        </w:rPr>
-        <w:t>5 По пятому вопросу повестки дня об избрании _____________________________________________________</w:t>
-      </w:r>
-    </w:p>
-    <w:p>
-      <w:pPr>
-        <w:shd w:val="clear" w:color="auto" w:fill="FFFFFF"/>
-        <w:spacing w:after="0" w:line="240" w:lineRule="auto"/>
-        <w:rPr>
-          <w:rFonts w:ascii="Times New Roman" w:eastAsia="Times New Roman" w:hAnsi="Times New Roman" w:cs="Times New Roman"/>
-          <w:color w:val="1A1A1A"/>
-          <w:sz w:val="24"/>
-          <w:szCs w:val="24"/>
-          <w:lang w:eastAsia="ru-RU"/>
-        </w:rPr>
-      </w:pPr>
-      <w:r>
-        <w:rPr>
-          <w:rFonts w:ascii="Times New Roman" w:eastAsia="Times New Roman" w:hAnsi="Times New Roman" w:cs="Times New Roman"/>
-          <w:color w:val="1A1A1A"/>
-          <w:sz w:val="24"/>
-          <w:szCs w:val="24"/>
-          <w:lang w:eastAsia="ru-RU"/>
-        </w:rPr>
-        <w:t>(наименование должности руководителя)</w:t>
-      </w:r>
-    </w:p>
-    <w:p>
-      <w:pPr>
-        <w:shd w:val="clear" w:color="auto" w:fill="FFFFFF"/>
-        <w:spacing w:after="0" w:line="240" w:lineRule="auto"/>
-        <w:rPr>
-          <w:rFonts w:ascii="Times New Roman" w:eastAsia="Times New Roman" w:hAnsi="Times New Roman" w:cs="Times New Roman"/>
-          <w:color w:val="1A1A1A"/>
-          <w:sz w:val="24"/>
-          <w:szCs w:val="24"/>
-          <w:lang w:eastAsia="ru-RU"/>
-        </w:rPr>
-      </w:pPr>
-      <w:r>
-        <w:rPr>
-          <w:rFonts w:ascii="Times New Roman" w:eastAsia="Times New Roman" w:hAnsi="Times New Roman" w:cs="Times New Roman"/>
-          <w:color w:val="1A1A1A"/>
-          <w:sz w:val="24"/>
-          <w:szCs w:val="24"/>
-          <w:lang w:eastAsia="ru-RU"/>
-        </w:rPr>
-        <w:t>Общества слушали _____________________________________________________________________________.</w:t>
-      </w:r>
-    </w:p>
-    <w:p>
-      <w:pPr>
-        <w:shd w:val="clear" w:color="auto" w:fill="FFFFFF"/>
-        <w:spacing w:after="0" w:line="240" w:lineRule="auto"/>
-        <w:rPr>
-          <w:rFonts w:ascii="Times New Roman" w:eastAsia="Times New Roman" w:hAnsi="Times New Roman" w:cs="Times New Roman"/>
-          <w:color w:val="1A1A1A"/>
-          <w:sz w:val="24"/>
-          <w:szCs w:val="24"/>
-          <w:lang w:eastAsia="ru-RU"/>
-        </w:rPr>
-      </w:pPr>
-      <w:r>
-        <w:rPr>
-          <w:rFonts w:ascii="Times New Roman" w:eastAsia="Times New Roman" w:hAnsi="Times New Roman" w:cs="Times New Roman"/>
-          <w:color w:val="1A1A1A"/>
-          <w:sz w:val="24"/>
-          <w:szCs w:val="24"/>
-          <w:lang w:eastAsia="ru-RU"/>
-        </w:rPr>
-        <w:t>(Ф.И.О.)</w:t>
-      </w:r>
-    </w:p>
-    <w:p>
-      <w:pPr>
-        <w:shd w:val="clear" w:color="auto" w:fill="FFFFFF"/>
-        <w:spacing w:after="0" w:line="240" w:lineRule="auto"/>
-        <w:rPr>
-          <w:rFonts w:ascii="Times New Roman" w:eastAsia="Times New Roman" w:hAnsi="Times New Roman" w:cs="Times New Roman"/>
-          <w:color w:val="1A1A1A"/>
-          <w:sz w:val="24"/>
-          <w:szCs w:val="24"/>
-          <w:lang w:eastAsia="ru-RU"/>
-        </w:rPr>
-      </w:pPr>
-      <w:r>
-        <w:rPr>
-          <w:rFonts w:ascii="Times New Roman" w:eastAsia="Times New Roman" w:hAnsi="Times New Roman" w:cs="Times New Roman"/>
-          <w:color w:val="1A1A1A"/>
-          <w:sz w:val="24"/>
-          <w:szCs w:val="24"/>
-          <w:lang w:eastAsia="ru-RU"/>
-        </w:rPr>
-        <w:t>Постановили:</w:t>
-      </w:r>
-    </w:p>
-    <w:p>
-      <w:pPr>
-        <w:shd w:val="clear" w:color="auto" w:fill="FFFFFF"/>
-        <w:spacing w:after="0" w:line="240" w:lineRule="auto"/>
-        <w:rPr>
-          <w:rFonts w:ascii="Times New Roman" w:eastAsia="Times New Roman" w:hAnsi="Times New Roman" w:cs="Times New Roman"/>
-          <w:color w:val="1A1A1A"/>
-          <w:sz w:val="24"/>
-          <w:szCs w:val="24"/>
-          <w:lang w:eastAsia="ru-RU"/>
-        </w:rPr>
-      </w:pPr>
-      <w:r>
-        <w:rPr>
-          <w:rFonts w:ascii="Times New Roman" w:eastAsia="Times New Roman" w:hAnsi="Times New Roman" w:cs="Times New Roman"/>
-          <w:color w:val="1A1A1A"/>
-          <w:sz w:val="24"/>
-          <w:szCs w:val="24"/>
-          <w:lang w:eastAsia="ru-RU"/>
-        </w:rPr>
-        <w:t>Избрать _____________________________________________________________________________________</w:t>
-      </w:r>
-    </w:p>
-    <w:p>
-      <w:pPr>
-        <w:shd w:val="clear" w:color="auto" w:fill="FFFFFF"/>
-        <w:spacing w:after="0" w:line="240" w:lineRule="auto"/>
-        <w:rPr>
-          <w:rFonts w:ascii="Times New Roman" w:eastAsia="Times New Roman" w:hAnsi="Times New Roman" w:cs="Times New Roman"/>
-          <w:color w:val="1A1A1A"/>
-          <w:sz w:val="24"/>
-          <w:szCs w:val="24"/>
-          <w:lang w:eastAsia="ru-RU"/>
-        </w:rPr>
-      </w:pPr>
-      <w:r>
-        <w:rPr>
-          <w:rFonts w:ascii="Times New Roman" w:eastAsia="Times New Roman" w:hAnsi="Times New Roman" w:cs="Times New Roman"/>
-          <w:color w:val="1A1A1A"/>
-          <w:sz w:val="24"/>
-          <w:szCs w:val="24"/>
-          <w:lang w:eastAsia="ru-RU"/>
-        </w:rPr>
-        <w:t>(наименование должности руководителя)</w:t>
-      </w:r>
-    </w:p>
-    <w:p>
-      <w:pPr>
-        <w:shd w:val="clear" w:color="auto" w:fill="FFFFFF"/>
-        <w:spacing w:after="0" w:line="240" w:lineRule="auto"/>
-        <w:rPr>
-          <w:rFonts w:ascii="Times New Roman" w:eastAsia="Times New Roman" w:hAnsi="Times New Roman" w:cs="Times New Roman"/>
-          <w:color w:val="1A1A1A"/>
-          <w:sz w:val="24"/>
-          <w:szCs w:val="24"/>
-          <w:lang w:eastAsia="ru-RU"/>
-        </w:rPr>
-      </w:pPr>
-      <w:r>
-        <w:rPr>
-          <w:rFonts w:ascii="Times New Roman" w:eastAsia="Times New Roman" w:hAnsi="Times New Roman" w:cs="Times New Roman"/>
-          <w:color w:val="1A1A1A"/>
-          <w:sz w:val="24"/>
-          <w:szCs w:val="24"/>
-          <w:lang w:eastAsia="ru-RU"/>
-        </w:rPr>
-        <w:t>Общества _____________________________________________________________________________________.</w:t>
-      </w:r>
-    </w:p>
-    <w:p>
-      <w:pPr>
-        <w:shd w:val="clear" w:color="auto" w:fill="FFFFFF"/>
-        <w:spacing w:after="0" w:line="240" w:lineRule="auto"/>
-        <w:rPr>
-          <w:rFonts w:ascii="Times New Roman" w:eastAsia="Times New Roman" w:hAnsi="Times New Roman" w:cs="Times New Roman"/>
-          <w:color w:val="1A1A1A"/>
-          <w:sz w:val="24"/>
-          <w:szCs w:val="24"/>
-          <w:lang w:eastAsia="ru-RU"/>
-        </w:rPr>
-      </w:pPr>
-      <w:r>
-        <w:rPr>
-          <w:rFonts w:ascii="Times New Roman" w:eastAsia="Times New Roman" w:hAnsi="Times New Roman" w:cs="Times New Roman"/>
-          <w:color w:val="1A1A1A"/>
-          <w:sz w:val="24"/>
-          <w:szCs w:val="24"/>
-          <w:lang w:eastAsia="ru-RU"/>
-        </w:rPr>
-        <w:t>(Ф.И.О., паспортные данные, адрес регистрации)</w:t>
-      </w:r>
-    </w:p>
-    <w:p>
-      <w:pPr>
-        <w:shd w:val="clear" w:color="auto" w:fill="FFFFFF"/>
-        <w:spacing w:after="0" w:line="240" w:lineRule="auto"/>
-        <w:rPr>
-          <w:rFonts w:ascii="Times New Roman" w:eastAsia="Times New Roman" w:hAnsi="Times New Roman" w:cs="Times New Roman"/>
-          <w:color w:val="1A1A1A"/>
-          <w:sz w:val="24"/>
-          <w:szCs w:val="24"/>
-          <w:lang w:eastAsia="ru-RU"/>
-        </w:rPr>
-      </w:pPr>
-      <w:r>
-        <w:rPr>
-          <w:rFonts w:ascii="Times New Roman" w:eastAsia="Times New Roman" w:hAnsi="Times New Roman" w:cs="Times New Roman"/>
-          <w:color w:val="1A1A1A"/>
-          <w:sz w:val="24"/>
-          <w:szCs w:val="24"/>
-          <w:lang w:eastAsia="ru-RU"/>
-        </w:rPr>
-        <w:t>Решение принято/не принято.</w:t>
-      </w:r>
-    </w:p>
-    <w:p>
-      <w:pPr>
-        <w:shd w:val="clear" w:color="auto" w:fill="FFFFFF"/>
-        <w:spacing w:after="0" w:line="240" w:lineRule="auto"/>
-        <w:rPr>
-          <w:rFonts w:ascii="Times New Roman" w:eastAsia="Times New Roman" w:hAnsi="Times New Roman" w:cs="Times New Roman"/>
-          <w:color w:val="1A1A1A"/>
-          <w:sz w:val="24"/>
-          <w:szCs w:val="24"/>
-          <w:lang w:eastAsia="ru-RU"/>
-        </w:rPr>
-      </w:pPr>
-      <w:r>
-        <w:rPr>
-          <w:rFonts w:ascii="Times New Roman" w:eastAsia="Times New Roman" w:hAnsi="Times New Roman" w:cs="Times New Roman"/>
-          <w:color w:val="1A1A1A"/>
-          <w:sz w:val="24"/>
-          <w:szCs w:val="24"/>
-          <w:lang w:eastAsia="ru-RU"/>
-        </w:rPr>
-        <w:t>6 По шестому вопросу повестки дня об утверждении эскиза печати Общества и назначении ответственного</w:t>
-      </w:r>
-    </w:p>
-    <w:p>
-      <w:pPr>
-        <w:shd w:val="clear" w:color="auto" w:fill="FFFFFF"/>
-        <w:spacing w:after="0" w:line="240" w:lineRule="auto"/>
-        <w:rPr>
-          <w:rFonts w:ascii="Times New Roman" w:eastAsia="Times New Roman" w:hAnsi="Times New Roman" w:cs="Times New Roman"/>
-          <w:color w:val="1A1A1A"/>
-          <w:sz w:val="24"/>
-          <w:szCs w:val="24"/>
-          <w:lang w:eastAsia="ru-RU"/>
-        </w:rPr>
-      </w:pPr>
-      <w:r>
-        <w:rPr>
-          <w:rFonts w:ascii="Times New Roman" w:eastAsia="Times New Roman" w:hAnsi="Times New Roman" w:cs="Times New Roman"/>
-          <w:color w:val="1A1A1A"/>
-          <w:sz w:val="24"/>
-          <w:szCs w:val="24"/>
-          <w:lang w:eastAsia="ru-RU"/>
-        </w:rPr>
-        <w:t>за оформление и подготовку документов на регистрацию эскиза печати Общества слушали</w:t>
-      </w:r>
-    </w:p>
-    <w:p>
-      <w:pPr>
-        <w:shd w:val="clear" w:color="auto" w:fill="FFFFFF"/>
-        <w:spacing w:after="0" w:line="240" w:lineRule="auto"/>
-        <w:rPr>
-          <w:rFonts w:ascii="Times New Roman" w:eastAsia="Times New Roman" w:hAnsi="Times New Roman" w:cs="Times New Roman"/>
-          <w:color w:val="1A1A1A"/>
-          <w:sz w:val="24"/>
-          <w:szCs w:val="24"/>
-          <w:lang w:eastAsia="ru-RU"/>
-        </w:rPr>
-      </w:pPr>
-      <w:r>
-        <w:rPr>
-          <w:rFonts w:ascii="Times New Roman" w:eastAsia="Times New Roman" w:hAnsi="Times New Roman" w:cs="Times New Roman"/>
-          <w:color w:val="1A1A1A"/>
-          <w:sz w:val="24"/>
-          <w:szCs w:val="24"/>
-          <w:lang w:eastAsia="ru-RU"/>
-        </w:rPr>
-        <w:t>___________________________________________________________________________-_______.</w:t>
-      </w:r>
-    </w:p>
-    <w:p>
-      <w:pPr>
-        <w:shd w:val="clear" w:color="auto" w:fill="FFFFFF"/>
-        <w:spacing w:after="0" w:line="240" w:lineRule="auto"/>
-        <w:rPr>
-          <w:rFonts w:ascii="Times New Roman" w:eastAsia="Times New Roman" w:hAnsi="Times New Roman" w:cs="Times New Roman"/>
-          <w:color w:val="1A1A1A"/>
-          <w:sz w:val="24"/>
-          <w:szCs w:val="24"/>
-          <w:lang w:eastAsia="ru-RU"/>
-        </w:rPr>
-      </w:pPr>
-      <w:r>
-        <w:rPr>
-          <w:rFonts w:ascii="Times New Roman" w:eastAsia="Times New Roman" w:hAnsi="Times New Roman" w:cs="Times New Roman"/>
-          <w:color w:val="1A1A1A"/>
-          <w:sz w:val="24"/>
-          <w:szCs w:val="24"/>
-          <w:lang w:eastAsia="ru-RU"/>
-        </w:rPr>
-        <w:t>(Ф.И.О.)</w:t>
-      </w:r>
-    </w:p>
-    <w:p>
-      <w:pPr>
-        <w:shd w:val="clear" w:color="auto" w:fill="FFFFFF"/>
-        <w:spacing w:after="0" w:line="240" w:lineRule="auto"/>
-        <w:rPr>
-          <w:rFonts w:ascii="Times New Roman" w:eastAsia="Times New Roman" w:hAnsi="Times New Roman" w:cs="Times New Roman"/>
-          <w:color w:val="1A1A1A"/>
-          <w:sz w:val="24"/>
-          <w:szCs w:val="24"/>
-          <w:lang w:eastAsia="ru-RU"/>
-        </w:rPr>
-      </w:pPr>
-      <w:r>
-        <w:rPr>
-          <w:rFonts w:ascii="Times New Roman" w:eastAsia="Times New Roman" w:hAnsi="Times New Roman" w:cs="Times New Roman"/>
-          <w:color w:val="1A1A1A"/>
-          <w:sz w:val="24"/>
-          <w:szCs w:val="24"/>
-          <w:lang w:eastAsia="ru-RU"/>
-        </w:rPr>
-        <w:t>Постановили:</w:t>
-      </w:r>
-    </w:p>
-    <w:p>
-      <w:pPr>
-        <w:shd w:val="clear" w:color="auto" w:fill="FFFFFF"/>
-        <w:spacing w:after="0" w:line="240" w:lineRule="auto"/>
-        <w:rPr>
-          <w:rFonts w:ascii="Times New Roman" w:eastAsia="Times New Roman" w:hAnsi="Times New Roman" w:cs="Times New Roman"/>
-          <w:color w:val="1A1A1A"/>
-          <w:sz w:val="24"/>
-          <w:szCs w:val="24"/>
-          <w:lang w:eastAsia="ru-RU"/>
-        </w:rPr>
-      </w:pPr>
-      <w:r>
-        <w:rPr>
-          <w:rFonts w:ascii="Times New Roman" w:eastAsia="Times New Roman" w:hAnsi="Times New Roman" w:cs="Times New Roman"/>
-          <w:color w:val="1A1A1A"/>
-          <w:sz w:val="24"/>
-          <w:szCs w:val="24"/>
-          <w:lang w:eastAsia="ru-RU"/>
-        </w:rPr>
-        <w:t>Утвердить эскиз печати Общества с ограниченной ответственностью</w:t>
-      </w:r>
-    </w:p>
-    <w:p>
-      <w:pPr>
-        <w:shd w:val="clear" w:color="auto" w:fill="FFFFFF"/>
-        <w:spacing w:after="0" w:line="240" w:lineRule="auto"/>
-        <w:rPr>
-          <w:rFonts w:ascii="Times New Roman" w:eastAsia="Times New Roman" w:hAnsi="Times New Roman" w:cs="Times New Roman"/>
-          <w:color w:val="1A1A1A"/>
-          <w:sz w:val="24"/>
-          <w:szCs w:val="24"/>
-          <w:lang w:eastAsia="ru-RU"/>
-        </w:rPr>
-      </w:pPr>
-      <w:r>
-        <w:rPr>
-          <w:rFonts w:ascii="Times New Roman" w:eastAsia="Times New Roman" w:hAnsi="Times New Roman" w:cs="Times New Roman"/>
-          <w:color w:val="1A1A1A"/>
-          <w:sz w:val="24"/>
-          <w:szCs w:val="24"/>
-          <w:lang w:eastAsia="ru-RU"/>
-        </w:rPr>
-        <w:t>«____________________________________».</w:t>
-      </w:r>
-    </w:p>
-    <w:p>
-      <w:pPr>
-        <w:shd w:val="clear" w:color="auto" w:fill="FFFFFF"/>
-        <w:spacing w:after="0" w:line="240" w:lineRule="auto"/>
-        <w:rPr>
-          <w:rFonts w:ascii="Times New Roman" w:eastAsia="Times New Roman" w:hAnsi="Times New Roman" w:cs="Times New Roman"/>
-          <w:color w:val="1A1A1A"/>
-          <w:sz w:val="24"/>
-          <w:szCs w:val="24"/>
-          <w:lang w:eastAsia="ru-RU"/>
-        </w:rPr>
-      </w:pPr>
-      <w:r>
-        <w:rPr>
-          <w:rFonts w:ascii="Times New Roman" w:eastAsia="Times New Roman" w:hAnsi="Times New Roman" w:cs="Times New Roman"/>
-          <w:color w:val="1A1A1A"/>
-          <w:sz w:val="24"/>
-          <w:szCs w:val="24"/>
-          <w:lang w:eastAsia="ru-RU"/>
-        </w:rPr>
-        <w:t>Назначить ответственным за оформление и подготовку документов на</w:t>
-      </w:r>
-    </w:p>
-    <w:p>
-      <w:pPr>
-        <w:shd w:val="clear" w:color="auto" w:fill="FFFFFF"/>
-        <w:spacing w:after="0" w:line="240" w:lineRule="auto"/>
-        <w:rPr>
-          <w:rFonts w:ascii="Times New Roman" w:eastAsia="Times New Roman" w:hAnsi="Times New Roman" w:cs="Times New Roman"/>
-          <w:color w:val="1A1A1A"/>
-          <w:sz w:val="24"/>
-          <w:szCs w:val="24"/>
-          <w:lang w:eastAsia="ru-RU"/>
-        </w:rPr>
-      </w:pPr>
-      <w:r>
-        <w:rPr>
-          <w:rFonts w:ascii="Times New Roman" w:eastAsia="Times New Roman" w:hAnsi="Times New Roman" w:cs="Times New Roman"/>
-          <w:color w:val="1A1A1A"/>
-          <w:sz w:val="24"/>
-          <w:szCs w:val="24"/>
-          <w:lang w:eastAsia="ru-RU"/>
-        </w:rPr>
-        <w:t>регистрацию печати Общества с ограниченной ответственностью «_______________________________________»</w:t>
-      </w:r>
-    </w:p>
-    <w:p>
-      <w:pPr>
-        <w:shd w:val="clear" w:color="auto" w:fill="FFFFFF"/>
-        <w:spacing w:after="0" w:line="240" w:lineRule="auto"/>
-        <w:rPr>
-          <w:rFonts w:ascii="Times New Roman" w:eastAsia="Times New Roman" w:hAnsi="Times New Roman" w:cs="Times New Roman"/>
-          <w:color w:val="1A1A1A"/>
-          <w:sz w:val="24"/>
-          <w:szCs w:val="24"/>
-          <w:lang w:eastAsia="ru-RU"/>
-        </w:rPr>
-      </w:pPr>
-      <w:r>
-        <w:rPr>
-          <w:rFonts w:ascii="Times New Roman" w:eastAsia="Times New Roman" w:hAnsi="Times New Roman" w:cs="Times New Roman"/>
-          <w:color w:val="1A1A1A"/>
-          <w:sz w:val="24"/>
-          <w:szCs w:val="24"/>
-          <w:lang w:eastAsia="ru-RU"/>
-        </w:rPr>
-        <w:lastRenderedPageBreak/>
-        <w:t>_________________________________________________________________________________________________.</w:t>
-      </w:r>
-    </w:p>
-    <w:p>
-      <w:pPr>
-        <w:shd w:val="clear" w:color="auto" w:fill="FFFFFF"/>
-        <w:spacing w:after="0" w:line="240" w:lineRule="auto"/>
-        <w:rPr>
-          <w:rFonts w:ascii="Times New Roman" w:eastAsia="Times New Roman" w:hAnsi="Times New Roman" w:cs="Times New Roman"/>
-          <w:color w:val="1A1A1A"/>
-          <w:sz w:val="24"/>
-          <w:szCs w:val="24"/>
-          <w:lang w:eastAsia="ru-RU"/>
-        </w:rPr>
-      </w:pPr>
-      <w:r>
-        <w:rPr>
-          <w:rFonts w:ascii="Times New Roman" w:eastAsia="Times New Roman" w:hAnsi="Times New Roman" w:cs="Times New Roman"/>
-          <w:color w:val="1A1A1A"/>
-          <w:sz w:val="24"/>
-          <w:szCs w:val="24"/>
-          <w:lang w:eastAsia="ru-RU"/>
-        </w:rPr>
-        <w:t>(Ф.И.О., паспортные данные, адрес регистрации)</w:t>
-      </w:r>
-    </w:p>
-    <w:p>
-      <w:pPr>
-        <w:shd w:val="clear" w:color="auto" w:fill="FFFFFF"/>
-        <w:spacing w:after="0" w:line="240" w:lineRule="auto"/>
-        <w:rPr>
-          <w:rFonts w:ascii="Times New Roman" w:eastAsia="Times New Roman" w:hAnsi="Times New Roman" w:cs="Times New Roman"/>
-          <w:color w:val="1A1A1A"/>
-          <w:sz w:val="24"/>
-          <w:szCs w:val="24"/>
-          <w:lang w:eastAsia="ru-RU"/>
-        </w:rPr>
-      </w:pPr>
-      <w:r>
-        <w:rPr>
-          <w:rFonts w:ascii="Times New Roman" w:eastAsia="Times New Roman" w:hAnsi="Times New Roman" w:cs="Times New Roman"/>
-          <w:color w:val="1A1A1A"/>
-          <w:sz w:val="24"/>
-          <w:szCs w:val="24"/>
-          <w:lang w:eastAsia="ru-RU"/>
-        </w:rPr>
-        <w:t>Голосовали:</w:t>
-      </w:r>
-    </w:p>
-    <w:p>
-      <w:pPr>
-        <w:shd w:val="clear" w:color="auto" w:fill="FFFFFF"/>
-        <w:spacing w:after="0" w:line="240" w:lineRule="auto"/>
-        <w:rPr>
-          <w:rFonts w:ascii="Times New Roman" w:eastAsia="Times New Roman" w:hAnsi="Times New Roman" w:cs="Times New Roman"/>
-          <w:color w:val="1A1A1A"/>
-          <w:sz w:val="24"/>
-          <w:szCs w:val="24"/>
-          <w:lang w:eastAsia="ru-RU"/>
-        </w:rPr>
-      </w:pPr>
-      <w:r>
-        <w:rPr>
-          <w:rFonts w:ascii="Times New Roman" w:eastAsia="Times New Roman" w:hAnsi="Times New Roman" w:cs="Times New Roman"/>
-          <w:color w:val="1A1A1A"/>
-          <w:sz w:val="24"/>
-          <w:szCs w:val="24"/>
-          <w:lang w:eastAsia="ru-RU"/>
-        </w:rPr>
-        <w:t>«за» — ___ голосов, «против» — __ голосов, «воздержался» — ____ голосов.</w:t>
-      </w:r>
-    </w:p>
-    <w:p>
-      <w:pPr>
-        <w:shd w:val="clear" w:color="auto" w:fill="FFFFFF"/>
-        <w:spacing w:after="0" w:line="240" w:lineRule="auto"/>
-        <w:rPr>
-          <w:rFonts w:ascii="Times New Roman" w:eastAsia="Times New Roman" w:hAnsi="Times New Roman" w:cs="Times New Roman"/>
-          <w:color w:val="1A1A1A"/>
-          <w:sz w:val="24"/>
-          <w:szCs w:val="24"/>
-          <w:lang w:eastAsia="ru-RU"/>
-        </w:rPr>
-      </w:pPr>
-      <w:r>
-        <w:rPr>
-          <w:rFonts w:ascii="Times New Roman" w:eastAsia="Times New Roman" w:hAnsi="Times New Roman" w:cs="Times New Roman"/>
-          <w:color w:val="1A1A1A"/>
-          <w:sz w:val="24"/>
-          <w:szCs w:val="24"/>
-          <w:lang w:eastAsia="ru-RU"/>
-        </w:rPr>
-        <w:t>Решение принято/не принято.</w:t>
-      </w:r>
-    </w:p>
-    <w:p>
-      <w:pPr>
-        <w:shd w:val="clear" w:color="auto" w:fill="FFFFFF"/>
-        <w:spacing w:after="0" w:line="240" w:lineRule="auto"/>
-        <w:rPr>
-          <w:rFonts w:ascii="Times New Roman" w:eastAsia="Times New Roman" w:hAnsi="Times New Roman" w:cs="Times New Roman"/>
-          <w:color w:val="1A1A1A"/>
-          <w:sz w:val="24"/>
-          <w:szCs w:val="24"/>
-          <w:lang w:eastAsia="ru-RU"/>
-        </w:rPr>
-      </w:pPr>
-      <w:r>
-        <w:rPr>
-          <w:rFonts w:ascii="Times New Roman" w:eastAsia="Times New Roman" w:hAnsi="Times New Roman" w:cs="Times New Roman"/>
-          <w:color w:val="1A1A1A"/>
-          <w:sz w:val="24"/>
-          <w:szCs w:val="24"/>
-          <w:lang w:eastAsia="ru-RU"/>
-        </w:rPr>
-        <w:t>Председатель собрания: _________________/______________________/</w:t>
+        <w:t>«за» — 2 голоса, «против» — 0 голосов, «воздержался» — 0 голосов.</w:t>
+      </w:r>
+    </w:p>
+    <w:p>
+      <w:pPr>
+        <w:shd w:val="clear" w:color="auto" w:fill="FFFFFF"/>
+        <w:spacing w:after="0" w:line="240" w:lineRule="auto"/>
+        <w:rPr>
+          <w:rFonts w:ascii="Times New Roman" w:eastAsia="Times New Roman" w:hAnsi="Times New Roman" w:cs="Times New Roman"/>
+          <w:color w:val="1A1A1A"/>
+          <w:sz w:val="24"/>
+          <w:szCs w:val="24"/>
+          <w:lang w:eastAsia="ru-RU"/>
+        </w:rPr>
+      </w:pPr>
+      <w:r>
+        <w:rPr>
+          <w:rFonts w:ascii="Times New Roman" w:eastAsia="Times New Roman" w:hAnsi="Times New Roman" w:cs="Times New Roman"/>
+          <w:color w:val="1A1A1A"/>
+          <w:sz w:val="24"/>
+          <w:szCs w:val="24"/>
+          <w:lang w:eastAsia="ru-RU"/>
+        </w:rPr>
+        <w:t>Решение принято.</w:t>
+      </w:r>
+    </w:p>
+    <w:p>
+      <w:pPr>
+        <w:shd w:val="clear" w:color="auto" w:fill="FFFFFF"/>
+        <w:spacing w:after="0" w:line="240" w:lineRule="auto"/>
+        <w:rPr>
+          <w:rFonts w:ascii="Times New Roman" w:eastAsia="Times New Roman" w:hAnsi="Times New Roman" w:cs="Times New Roman"/>
+          <w:color w:val="1A1A1A"/>
+          <w:sz w:val="24"/>
+          <w:szCs w:val="24"/>
+          <w:lang w:eastAsia="ru-RU"/>
+        </w:rPr>
+      </w:pPr>
+      <w:r>
+        <w:rPr>
+          <w:rFonts w:ascii="Times New Roman" w:eastAsia="Times New Roman" w:hAnsi="Times New Roman" w:cs="Times New Roman"/>
+          <w:color w:val="1A1A1A"/>
+          <w:sz w:val="24"/>
+          <w:szCs w:val="24"/>
+          <w:lang w:eastAsia="ru-RU"/>
+        </w:rPr>
+        <w:t xml:space="preserve">Председатель собрания: </w:t>
+      </w:r>
+      <w:r>
+        <w:rPr>
+          <w:rFonts w:ascii="Times New Roman" w:eastAsia="Times New Roman" w:hAnsi="Times New Roman" w:cs="Times New Roman"/>
+          <w:color w:val="1A1A1A"/>
+          <w:sz w:val="24"/>
+          <w:szCs w:val="24"/>
+          <w:lang w:eastAsia="ru-RU"/>
+        </w:rPr>
+        <w:t>Иванов Иван Иванович</w:t>
       </w:r>
     </w:p>
     <w:p>
@@ -2102,18 +2173,18 @@
           <w:szCs w:val="24"/>
           <w:lang w:eastAsia="ru-RU"/>
         </w:rPr>
-        <w:t>Секретарь собрания: _______________/______________________/ (подпись) (Ф.И.О.)</w:t>
-      </w:r>
-    </w:p>
-    <w:p>
-      <w:pPr>
-        <w:spacing w:after="0" w:line="240" w:lineRule="auto"/>
-        <w:rPr>
-          <w:rFonts w:ascii="Times New Roman" w:hAnsi="Times New Roman" w:cs="Times New Roman"/>
-          <w:sz w:val="24"/>
-          <w:szCs w:val="24"/>
-        </w:rPr>
-      </w:pPr>
+        <w:t xml:space="preserve">Секретарь собрания: </w:t>
+      </w:r>
+      <w:r>
+        <w:rPr>
+          <w:rFonts w:ascii="Times New Roman" w:eastAsia="Times New Roman" w:hAnsi="Times New Roman" w:cs="Times New Roman"/>
+          <w:color w:val="1A1A1A"/>
+          <w:sz w:val="24"/>
+          <w:szCs w:val="24"/>
+          <w:lang w:eastAsia="ru-RU"/>
+        </w:rPr>
+        <w:t>Петров Пётр Петрович</w:t>
+      </w:r>
     </w:p>
     <w:p/>
     <w:sectPr>
@@ -2127,7 +2198,7 @@
 </file>
 
 <file path=word/styles.xml><?xml version="1.0" encoding="utf-8"?>
-<w:styles xmlns:mc="http://schemas.openxmlformats.org/markup-compatibility/2006" xmlns:r="http://schemas.openxmlformats.org/officeDocument/2006/relationships" xmlns:w="http://schemas.openxmlformats.org/wordprocessingml/2006/main" xmlns:w14="http://schemas.microsoft.com/office/word/2010/wordml" xmlns:w15="http://schemas.microsoft.com/office/word/2012/wordml" xmlns:w16se="http://schemas.microsoft.com/office/word/2015/wordml/symex" mc:Ignorable="w14 w15 w16se">
+<w:styles xmlns:mc="http://schemas.openxmlformats.org/markup-compatibility/2006" xmlns:r="http://schemas.openxmlformats.org/officeDocument/2006/relationships" xmlns:w="http://schemas.openxmlformats.org/wordprocessingml/2006/main" xmlns:w14="http://schemas.microsoft.com/office/word/2010/wordml" xmlns:w15="http://schemas.microsoft.com/office/word/2012/wordml" xmlns:w16cex="http://schemas.microsoft.com/office/word/2018/wordml/cex" xmlns:w16cid="http://schemas.microsoft.com/office/word/2016/wordml/cid" xmlns:w16="http://schemas.microsoft.com/office/word/2018/wordml" xmlns:w16sdtdh="http://schemas.microsoft.com/office/word/2020/wordml/sdtdatahash" xmlns:w16se="http://schemas.microsoft.com/office/word/2015/wordml/symex" mc:Ignorable="w14 w15 w16se w16cid w16 w16cex w16sdtdh">
   <w:docDefaults>
     <w:rPrDefault>
       <w:rPr>
@@ -2143,7 +2214,7 @@
       </w:pPr>
     </w:pPrDefault>
   </w:docDefaults>
-  <w:latentStyles w:defLockedState="0" w:defUIPriority="99" w:defSemiHidden="0" w:defUnhideWhenUsed="0" w:defQFormat="0" w:count="371">
+  <w:latentStyles w:defLockedState="0" w:defUIPriority="99" w:defSemiHidden="0" w:defUnhideWhenUsed="0" w:defQFormat="0" w:count="376">
     <w:lsdException w:name="Normal" w:uiPriority="0" w:qFormat="1"/>
     <w:lsdException w:name="heading 1" w:uiPriority="9" w:qFormat="1"/>
     <w:lsdException w:name="heading 2" w:semiHidden="1" w:uiPriority="9" w:unhideWhenUsed="1" w:qFormat="1"/>
@@ -2515,6 +2586,11 @@
     <w:lsdException w:name="List Table 5 Dark Accent 6" w:uiPriority="50"/>
     <w:lsdException w:name="List Table 6 Colorful Accent 6" w:uiPriority="51"/>
     <w:lsdException w:name="List Table 7 Colorful Accent 6" w:uiPriority="52"/>
+    <w:lsdException w:name="Mention" w:semiHidden="1" w:unhideWhenUsed="1"/>
+    <w:lsdException w:name="Smart Hyperlink" w:semiHidden="1" w:unhideWhenUsed="1"/>
+    <w:lsdException w:name="Hashtag" w:semiHidden="1" w:unhideWhenUsed="1"/>
+    <w:lsdException w:name="Unresolved Mention" w:semiHidden="1" w:unhideWhenUsed="1"/>
+    <w:lsdException w:name="Smart Link" w:semiHidden="1" w:unhideWhenUsed="1"/>
   </w:latentStyles>
   <w:style w:type="paragraph" w:default="1" w:styleId="a">
     <w:name w:val="Normal"/>
